--- a/Ansible.docx
+++ b/Ansible.docx
@@ -175,6 +175,23 @@
         <w:t>restarted</w:t>
       </w:r>
       <w:proofErr w:type="spellEnd"/>
+    </w:p>
+    <w:p/>
+    <w:p>
+      <w:pPr>
+        <w:rPr>
+          <w:b/>
+          <w:bCs/>
+        </w:rPr>
+      </w:pPr>
+    </w:p>
+    <w:p>
+      <w:pPr>
+        <w:rPr>
+          <w:b/>
+          <w:bCs/>
+        </w:rPr>
+      </w:pPr>
     </w:p>
     <w:sectPr>
       <w:pgSz w:w="11906" w:h="16838"/>

--- a/Ansible.docx
+++ b/Ansible.docx
@@ -3,195 +3,4326 @@
 <w:document xmlns:wpc="http://schemas.microsoft.com/office/word/2010/wordprocessingCanvas" xmlns:cx="http://schemas.microsoft.com/office/drawing/2014/chartex" xmlns:cx1="http://schemas.microsoft.com/office/drawing/2015/9/8/chartex" xmlns:cx2="http://schemas.microsoft.com/office/drawing/2015/10/21/chartex" xmlns:cx3="http://schemas.microsoft.com/office/drawing/2016/5/9/chartex" xmlns:cx4="http://schemas.microsoft.com/office/drawing/2016/5/10/chartex" xmlns:cx5="http://schemas.microsoft.com/office/drawing/2016/5/11/chartex" xmlns:cx6="http://schemas.microsoft.com/office/drawing/2016/5/12/chartex" xmlns:cx7="http://schemas.microsoft.com/office/drawing/2016/5/13/chartex" xmlns:cx8="http://schemas.microsoft.com/office/drawing/2016/5/14/chartex" xmlns:mc="http://schemas.openxmlformats.org/markup-compatibility/2006" xmlns:aink="http://schemas.microsoft.com/office/drawing/2016/ink" xmlns:am3d="http://schemas.microsoft.com/office/drawing/2017/model3d" xmlns:o="urn:schemas-microsoft-com:office:office" xmlns:oel="http://schemas.microsoft.com/office/2019/extlst" xmlns:r="http://schemas.openxmlformats.org/officeDocument/2006/relationships" xmlns:m="http://schemas.openxmlformats.org/officeDocument/2006/math" xmlns:v="urn:schemas-microsoft-com:vml" xmlns:wp14="http://schemas.microsoft.com/office/word/2010/wordprocessingDrawing" xmlns:wp="http://schemas.openxmlformats.org/drawingml/2006/wordprocessingDrawing" xmlns:w10="urn:schemas-microsoft-com:office:word" xmlns:w="http://schemas.openxmlformats.org/wordprocessingml/2006/main" xmlns:w14="http://schemas.microsoft.com/office/word/2010/wordml" xmlns:w15="http://schemas.microsoft.com/office/word/2012/wordml" xmlns:w16cex="http://schemas.microsoft.com/office/word/2018/wordml/cex" xmlns:w16cid="http://schemas.microsoft.com/office/word/2016/wordml/cid" xmlns:w16="http://schemas.microsoft.com/office/word/2018/wordml" xmlns:w16du="http://schemas.microsoft.com/office/word/2023/wordml/word16du" xmlns:w16sdtdh="http://schemas.microsoft.com/office/word/2020/wordml/sdtdatahash" xmlns:w16sdtfl="http://schemas.microsoft.com/office/word/2024/wordml/sdtformatlock" xmlns:w16se="http://schemas.microsoft.com/office/word/2015/wordml/symex" xmlns:wpg="http://schemas.microsoft.com/office/word/2010/wordprocessingGroup" xmlns:wpi="http://schemas.microsoft.com/office/word/2010/wordprocessingInk" xmlns:wne="http://schemas.microsoft.com/office/word/2006/wordml" xmlns:wps="http://schemas.microsoft.com/office/word/2010/wordprocessingShape" mc:Ignorable="w14 w15 w16se w16cid w16 w16cex w16sdtdh w16sdtfl w16du wp14">
   <w:body>
     <w:p>
-      <w:r>
+      <w:pPr>
+        <w:rPr>
+          <w:b/>
+          <w:bCs/>
+        </w:rPr>
+      </w:pPr>
+      <w:r>
+        <w:rPr>
+          <w:b/>
+          <w:bCs/>
+        </w:rPr>
         <w:t>---</w:t>
       </w:r>
     </w:p>
     <w:p>
-      <w:r>
+      <w:pPr>
+        <w:rPr>
+          <w:b/>
+          <w:bCs/>
+        </w:rPr>
+      </w:pPr>
+      <w:r>
+        <w:rPr>
+          <w:b/>
+          <w:bCs/>
+        </w:rPr>
         <w:t xml:space="preserve">- </w:t>
       </w:r>
       <w:proofErr w:type="spellStart"/>
       <w:r>
+        <w:rPr>
+          <w:b/>
+          <w:bCs/>
+        </w:rPr>
+        <w:t>name</w:t>
+      </w:r>
+      <w:proofErr w:type="spellEnd"/>
+      <w:r>
+        <w:rPr>
+          <w:b/>
+          <w:bCs/>
+        </w:rPr>
+        <w:t xml:space="preserve">: Configuração inicial e </w:t>
+      </w:r>
+      <w:proofErr w:type="spellStart"/>
+      <w:r>
+        <w:rPr>
+          <w:b/>
+          <w:bCs/>
+        </w:rPr>
+        <w:t>deploy</w:t>
+      </w:r>
+      <w:proofErr w:type="spellEnd"/>
+      <w:r>
+        <w:rPr>
+          <w:b/>
+          <w:bCs/>
+        </w:rPr>
+        <w:t xml:space="preserve"> automático</w:t>
+      </w:r>
+    </w:p>
+    <w:p>
+      <w:pPr>
+        <w:rPr>
+          <w:b/>
+          <w:bCs/>
+        </w:rPr>
+      </w:pPr>
+      <w:r>
+        <w:rPr>
+          <w:b/>
+          <w:bCs/>
+        </w:rPr>
+        <w:t xml:space="preserve">  </w:t>
+      </w:r>
+      <w:proofErr w:type="spellStart"/>
+      <w:r>
+        <w:rPr>
+          <w:b/>
+          <w:bCs/>
+        </w:rPr>
         <w:t>hosts</w:t>
       </w:r>
       <w:proofErr w:type="spellEnd"/>
       <w:r>
+        <w:rPr>
+          <w:b/>
+          <w:bCs/>
+        </w:rPr>
         <w:t xml:space="preserve">: </w:t>
       </w:r>
       <w:proofErr w:type="spellStart"/>
       <w:r>
-        <w:t>webserver</w:t>
-      </w:r>
-      <w:proofErr w:type="spellEnd"/>
-    </w:p>
-    <w:p>
-      <w:r>
+        <w:rPr>
+          <w:b/>
+          <w:bCs/>
+        </w:rPr>
+        <w:t>webservers</w:t>
+      </w:r>
+      <w:proofErr w:type="spellEnd"/>
+    </w:p>
+    <w:p>
+      <w:pPr>
+        <w:rPr>
+          <w:b/>
+          <w:bCs/>
+        </w:rPr>
+      </w:pPr>
+      <w:r>
+        <w:rPr>
+          <w:b/>
+          <w:bCs/>
+        </w:rPr>
         <w:t xml:space="preserve">  </w:t>
       </w:r>
       <w:proofErr w:type="spellStart"/>
       <w:r>
+        <w:rPr>
+          <w:b/>
+          <w:bCs/>
+        </w:rPr>
         <w:t>become</w:t>
       </w:r>
       <w:proofErr w:type="spellEnd"/>
       <w:r>
+        <w:rPr>
+          <w:b/>
+          <w:bCs/>
+        </w:rPr>
         <w:t xml:space="preserve">: </w:t>
       </w:r>
       <w:proofErr w:type="spellStart"/>
       <w:r>
+        <w:rPr>
+          <w:b/>
+          <w:bCs/>
+        </w:rPr>
         <w:t>yes</w:t>
       </w:r>
       <w:proofErr w:type="spellEnd"/>
     </w:p>
-    <w:p/>
-    <w:p>
-      <w:r>
+    <w:p>
+      <w:pPr>
+        <w:rPr>
+          <w:b/>
+          <w:bCs/>
+        </w:rPr>
+      </w:pPr>
+      <w:r>
+        <w:rPr>
+          <w:b/>
+          <w:bCs/>
+        </w:rPr>
         <w:t xml:space="preserve">  </w:t>
       </w:r>
       <w:proofErr w:type="spellStart"/>
       <w:r>
+        <w:rPr>
+          <w:b/>
+          <w:bCs/>
+        </w:rPr>
+        <w:t>become_method</w:t>
+      </w:r>
+      <w:proofErr w:type="spellEnd"/>
+      <w:r>
+        <w:rPr>
+          <w:b/>
+          <w:bCs/>
+        </w:rPr>
+        <w:t xml:space="preserve">: </w:t>
+      </w:r>
+      <w:proofErr w:type="spellStart"/>
+      <w:r>
+        <w:rPr>
+          <w:b/>
+          <w:bCs/>
+        </w:rPr>
+        <w:t>sudo</w:t>
+      </w:r>
+      <w:proofErr w:type="spellEnd"/>
+    </w:p>
+    <w:p>
+      <w:pPr>
+        <w:rPr>
+          <w:b/>
+          <w:bCs/>
+        </w:rPr>
+      </w:pPr>
+      <w:r>
+        <w:rPr>
+          <w:b/>
+          <w:bCs/>
+        </w:rPr>
+        <w:t xml:space="preserve">  vars:</w:t>
+      </w:r>
+    </w:p>
+    <w:p>
+      <w:pPr>
+        <w:rPr>
+          <w:b/>
+          <w:bCs/>
+        </w:rPr>
+      </w:pPr>
+      <w:r>
+        <w:rPr>
+          <w:b/>
+          <w:bCs/>
+        </w:rPr>
+        <w:t xml:space="preserve">    </w:t>
+      </w:r>
+      <w:proofErr w:type="spellStart"/>
+      <w:r>
+        <w:rPr>
+          <w:b/>
+          <w:bCs/>
+        </w:rPr>
+        <w:t>repo_url</w:t>
+      </w:r>
+      <w:proofErr w:type="spellEnd"/>
+      <w:r>
+        <w:rPr>
+          <w:b/>
+          <w:bCs/>
+        </w:rPr>
+        <w:t>: "https://github.com/Carine232/Ambiente-de-Desenvolvimento.git"</w:t>
+      </w:r>
+    </w:p>
+    <w:p>
+      <w:pPr>
+        <w:rPr>
+          <w:b/>
+          <w:bCs/>
+        </w:rPr>
+      </w:pPr>
+      <w:r>
+        <w:rPr>
+          <w:b/>
+          <w:bCs/>
+        </w:rPr>
+        <w:t xml:space="preserve">    </w:t>
+      </w:r>
+      <w:proofErr w:type="spellStart"/>
+      <w:r>
+        <w:rPr>
+          <w:b/>
+          <w:bCs/>
+        </w:rPr>
+        <w:t>web_root</w:t>
+      </w:r>
+      <w:proofErr w:type="spellEnd"/>
+      <w:r>
+        <w:rPr>
+          <w:b/>
+          <w:bCs/>
+        </w:rPr>
+        <w:t>: "/var/</w:t>
+      </w:r>
+      <w:proofErr w:type="spellStart"/>
+      <w:r>
+        <w:rPr>
+          <w:b/>
+          <w:bCs/>
+        </w:rPr>
+        <w:t>www</w:t>
+      </w:r>
+      <w:proofErr w:type="spellEnd"/>
+      <w:r>
+        <w:rPr>
+          <w:b/>
+          <w:bCs/>
+        </w:rPr>
+        <w:t>/html/site"</w:t>
+      </w:r>
+    </w:p>
+    <w:p>
+      <w:pPr>
+        <w:rPr>
+          <w:b/>
+          <w:bCs/>
+        </w:rPr>
+      </w:pPr>
+      <w:r>
+        <w:rPr>
+          <w:b/>
+          <w:bCs/>
+        </w:rPr>
+        <w:t xml:space="preserve">    </w:t>
+      </w:r>
+      <w:proofErr w:type="spellStart"/>
+      <w:r>
+        <w:rPr>
+          <w:b/>
+          <w:bCs/>
+        </w:rPr>
+        <w:t>branch</w:t>
+      </w:r>
+      <w:proofErr w:type="spellEnd"/>
+      <w:r>
+        <w:rPr>
+          <w:b/>
+          <w:bCs/>
+        </w:rPr>
+        <w:t>: "pagina"</w:t>
+      </w:r>
+    </w:p>
+    <w:p>
+      <w:pPr>
+        <w:rPr>
+          <w:b/>
+          <w:bCs/>
+        </w:rPr>
+      </w:pPr>
+    </w:p>
+    <w:p>
+      <w:pPr>
+        <w:rPr>
+          <w:b/>
+          <w:bCs/>
+        </w:rPr>
+      </w:pPr>
+      <w:r>
+        <w:rPr>
+          <w:b/>
+          <w:bCs/>
+        </w:rPr>
+        <w:t xml:space="preserve">  </w:t>
+      </w:r>
+      <w:proofErr w:type="spellStart"/>
+      <w:r>
+        <w:rPr>
+          <w:b/>
+          <w:bCs/>
+        </w:rPr>
         <w:t>tasks</w:t>
       </w:r>
       <w:proofErr w:type="spellEnd"/>
       <w:r>
+        <w:rPr>
+          <w:b/>
+          <w:bCs/>
+        </w:rPr>
         <w:t>:</w:t>
       </w:r>
     </w:p>
-    <w:p/>
-    <w:p>
-      <w:r>
+    <w:p>
+      <w:pPr>
+        <w:rPr>
+          <w:b/>
+          <w:bCs/>
+        </w:rPr>
+      </w:pPr>
+    </w:p>
+    <w:p>
+      <w:pPr>
+        <w:rPr>
+          <w:b/>
+          <w:bCs/>
+        </w:rPr>
+      </w:pPr>
+      <w:r>
+        <w:rPr>
+          <w:b/>
+          <w:bCs/>
+        </w:rPr>
         <w:t xml:space="preserve">    - </w:t>
       </w:r>
       <w:proofErr w:type="spellStart"/>
       <w:r>
+        <w:rPr>
+          <w:b/>
+          <w:bCs/>
+        </w:rPr>
         <w:t>name</w:t>
       </w:r>
       <w:proofErr w:type="spellEnd"/>
       <w:r>
-        <w:t>: Atualizar repositório</w:t>
-      </w:r>
-    </w:p>
-    <w:p>
-      <w:r>
+        <w:rPr>
+          <w:b/>
+          <w:bCs/>
+        </w:rPr>
+        <w:t xml:space="preserve">: Atualizar cache do </w:t>
+      </w:r>
+      <w:proofErr w:type="spellStart"/>
+      <w:r>
+        <w:rPr>
+          <w:b/>
+          <w:bCs/>
+        </w:rPr>
+        <w:t>apt</w:t>
+      </w:r>
+      <w:proofErr w:type="spellEnd"/>
+    </w:p>
+    <w:p>
+      <w:pPr>
+        <w:rPr>
+          <w:b/>
+          <w:bCs/>
+        </w:rPr>
+      </w:pPr>
+      <w:r>
+        <w:rPr>
+          <w:b/>
+          <w:bCs/>
+        </w:rPr>
         <w:t xml:space="preserve">      </w:t>
       </w:r>
       <w:proofErr w:type="spellStart"/>
       <w:r>
-        <w:t>shell</w:t>
-      </w:r>
-      <w:proofErr w:type="spellEnd"/>
-      <w:r>
+        <w:rPr>
+          <w:b/>
+          <w:bCs/>
+        </w:rPr>
+        <w:t>ansible.builtin.apt</w:t>
+      </w:r>
+      <w:proofErr w:type="spellEnd"/>
+      <w:r>
+        <w:rPr>
+          <w:b/>
+          <w:bCs/>
+        </w:rPr>
+        <w:t>:</w:t>
+      </w:r>
+    </w:p>
+    <w:p>
+      <w:pPr>
+        <w:rPr>
+          <w:b/>
+          <w:bCs/>
+        </w:rPr>
+      </w:pPr>
+      <w:r>
+        <w:rPr>
+          <w:b/>
+          <w:bCs/>
+        </w:rPr>
+        <w:t xml:space="preserve">        </w:t>
+      </w:r>
+      <w:proofErr w:type="spellStart"/>
+      <w:r>
+        <w:rPr>
+          <w:b/>
+          <w:bCs/>
+        </w:rPr>
+        <w:t>update_cache</w:t>
+      </w:r>
+      <w:proofErr w:type="spellEnd"/>
+      <w:r>
+        <w:rPr>
+          <w:b/>
+          <w:bCs/>
+        </w:rPr>
+        <w:t xml:space="preserve">: </w:t>
+      </w:r>
+      <w:proofErr w:type="spellStart"/>
+      <w:r>
+        <w:rPr>
+          <w:b/>
+          <w:bCs/>
+        </w:rPr>
+        <w:t>yes</w:t>
+      </w:r>
+      <w:proofErr w:type="spellEnd"/>
+    </w:p>
+    <w:p>
+      <w:pPr>
+        <w:rPr>
+          <w:b/>
+          <w:bCs/>
+        </w:rPr>
+      </w:pPr>
+      <w:r>
+        <w:rPr>
+          <w:b/>
+          <w:bCs/>
+        </w:rPr>
+        <w:t xml:space="preserve">        </w:t>
+      </w:r>
+      <w:proofErr w:type="spellStart"/>
+      <w:r>
+        <w:rPr>
+          <w:b/>
+          <w:bCs/>
+        </w:rPr>
+        <w:t>cache_valid_time</w:t>
+      </w:r>
+      <w:proofErr w:type="spellEnd"/>
+      <w:r>
+        <w:rPr>
+          <w:b/>
+          <w:bCs/>
+        </w:rPr>
+        <w:t>: 3600</w:t>
+      </w:r>
+    </w:p>
+    <w:p>
+      <w:pPr>
+        <w:rPr>
+          <w:b/>
+          <w:bCs/>
+        </w:rPr>
+      </w:pPr>
+    </w:p>
+    <w:p>
+      <w:pPr>
+        <w:rPr>
+          <w:b/>
+          <w:bCs/>
+        </w:rPr>
+      </w:pPr>
+      <w:r>
+        <w:rPr>
+          <w:b/>
+          <w:bCs/>
+        </w:rPr>
+        <w:t xml:space="preserve">    - </w:t>
+      </w:r>
+      <w:proofErr w:type="spellStart"/>
+      <w:r>
+        <w:rPr>
+          <w:b/>
+          <w:bCs/>
+        </w:rPr>
+        <w:t>name</w:t>
+      </w:r>
+      <w:proofErr w:type="spellEnd"/>
+      <w:r>
+        <w:rPr>
+          <w:b/>
+          <w:bCs/>
+        </w:rPr>
+        <w:t xml:space="preserve">: Instalar Apache e </w:t>
+      </w:r>
+      <w:proofErr w:type="spellStart"/>
+      <w:r>
+        <w:rPr>
+          <w:b/>
+          <w:bCs/>
+        </w:rPr>
+        <w:t>Git</w:t>
+      </w:r>
+      <w:proofErr w:type="spellEnd"/>
+    </w:p>
+    <w:p>
+      <w:pPr>
+        <w:rPr>
+          <w:b/>
+          <w:bCs/>
+        </w:rPr>
+      </w:pPr>
+      <w:r>
+        <w:rPr>
+          <w:b/>
+          <w:bCs/>
+        </w:rPr>
+        <w:t xml:space="preserve">      </w:t>
+      </w:r>
+      <w:proofErr w:type="spellStart"/>
+      <w:r>
+        <w:rPr>
+          <w:b/>
+          <w:bCs/>
+        </w:rPr>
+        <w:t>ansible.builtin.apt</w:t>
+      </w:r>
+      <w:proofErr w:type="spellEnd"/>
+      <w:r>
+        <w:rPr>
+          <w:b/>
+          <w:bCs/>
+        </w:rPr>
+        <w:t>:</w:t>
+      </w:r>
+    </w:p>
+    <w:p>
+      <w:pPr>
+        <w:rPr>
+          <w:b/>
+          <w:bCs/>
+        </w:rPr>
+      </w:pPr>
+      <w:r>
+        <w:rPr>
+          <w:b/>
+          <w:bCs/>
+        </w:rPr>
+        <w:t xml:space="preserve">        </w:t>
+      </w:r>
+      <w:proofErr w:type="spellStart"/>
+      <w:r>
+        <w:rPr>
+          <w:b/>
+          <w:bCs/>
+        </w:rPr>
+        <w:t>name</w:t>
+      </w:r>
+      <w:proofErr w:type="spellEnd"/>
+      <w:r>
+        <w:rPr>
+          <w:b/>
+          <w:bCs/>
+        </w:rPr>
+        <w:t>:</w:t>
+      </w:r>
+    </w:p>
+    <w:p>
+      <w:pPr>
+        <w:rPr>
+          <w:b/>
+          <w:bCs/>
+        </w:rPr>
+      </w:pPr>
+      <w:r>
+        <w:rPr>
+          <w:b/>
+          <w:bCs/>
+        </w:rPr>
+        <w:t xml:space="preserve">          - apache2</w:t>
+      </w:r>
+    </w:p>
+    <w:p>
+      <w:pPr>
+        <w:rPr>
+          <w:b/>
+          <w:bCs/>
+        </w:rPr>
+      </w:pPr>
+      <w:r>
+        <w:rPr>
+          <w:b/>
+          <w:bCs/>
+        </w:rPr>
+        <w:t xml:space="preserve">          - </w:t>
+      </w:r>
+      <w:proofErr w:type="spellStart"/>
+      <w:r>
+        <w:rPr>
+          <w:b/>
+          <w:bCs/>
+        </w:rPr>
+        <w:t>git</w:t>
+      </w:r>
+      <w:proofErr w:type="spellEnd"/>
+    </w:p>
+    <w:p>
+      <w:pPr>
+        <w:rPr>
+          <w:b/>
+          <w:bCs/>
+        </w:rPr>
+      </w:pPr>
+      <w:r>
+        <w:rPr>
+          <w:b/>
+          <w:bCs/>
+        </w:rPr>
+        <w:t xml:space="preserve">        </w:t>
+      </w:r>
+      <w:proofErr w:type="spellStart"/>
+      <w:r>
+        <w:rPr>
+          <w:b/>
+          <w:bCs/>
+        </w:rPr>
+        <w:t>state</w:t>
+      </w:r>
+      <w:proofErr w:type="spellEnd"/>
+      <w:r>
+        <w:rPr>
+          <w:b/>
+          <w:bCs/>
+        </w:rPr>
+        <w:t xml:space="preserve">: </w:t>
+      </w:r>
+      <w:proofErr w:type="spellStart"/>
+      <w:r>
+        <w:rPr>
+          <w:b/>
+          <w:bCs/>
+        </w:rPr>
+        <w:t>present</w:t>
+      </w:r>
+      <w:proofErr w:type="spellEnd"/>
+    </w:p>
+    <w:p>
+      <w:pPr>
+        <w:rPr>
+          <w:b/>
+          <w:bCs/>
+        </w:rPr>
+      </w:pPr>
+    </w:p>
+    <w:p>
+      <w:pPr>
+        <w:rPr>
+          <w:b/>
+          <w:bCs/>
+        </w:rPr>
+      </w:pPr>
+      <w:r>
+        <w:rPr>
+          <w:b/>
+          <w:bCs/>
+        </w:rPr>
+        <w:t xml:space="preserve">    - </w:t>
+      </w:r>
+      <w:proofErr w:type="spellStart"/>
+      <w:r>
+        <w:rPr>
+          <w:b/>
+          <w:bCs/>
+        </w:rPr>
+        <w:t>name</w:t>
+      </w:r>
+      <w:proofErr w:type="spellEnd"/>
+      <w:r>
+        <w:rPr>
+          <w:b/>
+          <w:bCs/>
+        </w:rPr>
+        <w:t>: Garantir que o Apache está iniciado</w:t>
+      </w:r>
+    </w:p>
+    <w:p>
+      <w:pPr>
+        <w:rPr>
+          <w:b/>
+          <w:bCs/>
+        </w:rPr>
+      </w:pPr>
+      <w:r>
+        <w:rPr>
+          <w:b/>
+          <w:bCs/>
+        </w:rPr>
+        <w:t xml:space="preserve">      </w:t>
+      </w:r>
+      <w:proofErr w:type="spellStart"/>
+      <w:r>
+        <w:rPr>
+          <w:b/>
+          <w:bCs/>
+        </w:rPr>
+        <w:t>ansible.builtin.service</w:t>
+      </w:r>
+      <w:proofErr w:type="spellEnd"/>
+      <w:r>
+        <w:rPr>
+          <w:b/>
+          <w:bCs/>
+        </w:rPr>
+        <w:t>:</w:t>
+      </w:r>
+    </w:p>
+    <w:p>
+      <w:pPr>
+        <w:rPr>
+          <w:b/>
+          <w:bCs/>
+        </w:rPr>
+      </w:pPr>
+      <w:r>
+        <w:rPr>
+          <w:b/>
+          <w:bCs/>
+        </w:rPr>
+        <w:t xml:space="preserve">        </w:t>
+      </w:r>
+      <w:proofErr w:type="spellStart"/>
+      <w:r>
+        <w:rPr>
+          <w:b/>
+          <w:bCs/>
+        </w:rPr>
+        <w:t>name</w:t>
+      </w:r>
+      <w:proofErr w:type="spellEnd"/>
+      <w:r>
+        <w:rPr>
+          <w:b/>
+          <w:bCs/>
+        </w:rPr>
+        <w:t>: apache2</w:t>
+      </w:r>
+    </w:p>
+    <w:p>
+      <w:pPr>
+        <w:rPr>
+          <w:b/>
+          <w:bCs/>
+        </w:rPr>
+      </w:pPr>
+      <w:r>
+        <w:rPr>
+          <w:b/>
+          <w:bCs/>
+        </w:rPr>
+        <w:lastRenderedPageBreak/>
+        <w:t xml:space="preserve">        </w:t>
+      </w:r>
+      <w:proofErr w:type="spellStart"/>
+      <w:r>
+        <w:rPr>
+          <w:b/>
+          <w:bCs/>
+        </w:rPr>
+        <w:t>state</w:t>
+      </w:r>
+      <w:proofErr w:type="spellEnd"/>
+      <w:r>
+        <w:rPr>
+          <w:b/>
+          <w:bCs/>
+        </w:rPr>
+        <w:t xml:space="preserve">: </w:t>
+      </w:r>
+      <w:proofErr w:type="spellStart"/>
+      <w:r>
+        <w:rPr>
+          <w:b/>
+          <w:bCs/>
+        </w:rPr>
+        <w:t>started</w:t>
+      </w:r>
+      <w:proofErr w:type="spellEnd"/>
+    </w:p>
+    <w:p>
+      <w:pPr>
+        <w:rPr>
+          <w:b/>
+          <w:bCs/>
+        </w:rPr>
+      </w:pPr>
+      <w:r>
+        <w:rPr>
+          <w:b/>
+          <w:bCs/>
+        </w:rPr>
+        <w:t xml:space="preserve">        </w:t>
+      </w:r>
+      <w:proofErr w:type="spellStart"/>
+      <w:r>
+        <w:rPr>
+          <w:b/>
+          <w:bCs/>
+        </w:rPr>
+        <w:t>enabled</w:t>
+      </w:r>
+      <w:proofErr w:type="spellEnd"/>
+      <w:r>
+        <w:rPr>
+          <w:b/>
+          <w:bCs/>
+        </w:rPr>
+        <w:t xml:space="preserve">: </w:t>
+      </w:r>
+      <w:proofErr w:type="spellStart"/>
+      <w:r>
+        <w:rPr>
+          <w:b/>
+          <w:bCs/>
+        </w:rPr>
+        <w:t>yes</w:t>
+      </w:r>
+      <w:proofErr w:type="spellEnd"/>
+    </w:p>
+    <w:p>
+      <w:pPr>
+        <w:rPr>
+          <w:b/>
+          <w:bCs/>
+        </w:rPr>
+      </w:pPr>
+    </w:p>
+    <w:p>
+      <w:pPr>
+        <w:rPr>
+          <w:b/>
+          <w:bCs/>
+        </w:rPr>
+      </w:pPr>
+      <w:r>
+        <w:rPr>
+          <w:b/>
+          <w:bCs/>
+        </w:rPr>
+        <w:t xml:space="preserve">    - </w:t>
+      </w:r>
+      <w:proofErr w:type="spellStart"/>
+      <w:r>
+        <w:rPr>
+          <w:b/>
+          <w:bCs/>
+        </w:rPr>
+        <w:t>name</w:t>
+      </w:r>
+      <w:proofErr w:type="spellEnd"/>
+      <w:r>
+        <w:rPr>
+          <w:b/>
+          <w:bCs/>
+        </w:rPr>
+        <w:t>: Criar o diretório do site</w:t>
+      </w:r>
+    </w:p>
+    <w:p>
+      <w:pPr>
+        <w:rPr>
+          <w:b/>
+          <w:bCs/>
+        </w:rPr>
+      </w:pPr>
+      <w:r>
+        <w:rPr>
+          <w:b/>
+          <w:bCs/>
+        </w:rPr>
+        <w:t xml:space="preserve">      </w:t>
+      </w:r>
+      <w:proofErr w:type="spellStart"/>
+      <w:r>
+        <w:rPr>
+          <w:b/>
+          <w:bCs/>
+        </w:rPr>
+        <w:t>ansible.builtin.file</w:t>
+      </w:r>
+      <w:proofErr w:type="spellEnd"/>
+      <w:r>
+        <w:rPr>
+          <w:b/>
+          <w:bCs/>
+        </w:rPr>
+        <w:t>:</w:t>
+      </w:r>
+    </w:p>
+    <w:p>
+      <w:pPr>
+        <w:rPr>
+          <w:b/>
+          <w:bCs/>
+        </w:rPr>
+      </w:pPr>
+      <w:r>
+        <w:rPr>
+          <w:b/>
+          <w:bCs/>
+        </w:rPr>
+        <w:t xml:space="preserve">        </w:t>
+      </w:r>
+      <w:proofErr w:type="spellStart"/>
+      <w:r>
+        <w:rPr>
+          <w:b/>
+          <w:bCs/>
+        </w:rPr>
+        <w:t>path</w:t>
+      </w:r>
+      <w:proofErr w:type="spellEnd"/>
+      <w:r>
+        <w:rPr>
+          <w:b/>
+          <w:bCs/>
+        </w:rPr>
+        <w:t xml:space="preserve">: "{{ </w:t>
+      </w:r>
+      <w:proofErr w:type="spellStart"/>
+      <w:r>
+        <w:rPr>
+          <w:b/>
+          <w:bCs/>
+        </w:rPr>
+        <w:t>web_root</w:t>
+      </w:r>
+      <w:proofErr w:type="spellEnd"/>
+      <w:r>
+        <w:rPr>
+          <w:b/>
+          <w:bCs/>
+        </w:rPr>
+        <w:t xml:space="preserve"> }}"</w:t>
+      </w:r>
+    </w:p>
+    <w:p>
+      <w:pPr>
+        <w:rPr>
+          <w:b/>
+          <w:bCs/>
+        </w:rPr>
+      </w:pPr>
+      <w:r>
+        <w:rPr>
+          <w:b/>
+          <w:bCs/>
+        </w:rPr>
+        <w:t xml:space="preserve">        </w:t>
+      </w:r>
+      <w:proofErr w:type="spellStart"/>
+      <w:r>
+        <w:rPr>
+          <w:b/>
+          <w:bCs/>
+        </w:rPr>
+        <w:t>state</w:t>
+      </w:r>
+      <w:proofErr w:type="spellEnd"/>
+      <w:r>
+        <w:rPr>
+          <w:b/>
+          <w:bCs/>
+        </w:rPr>
+        <w:t xml:space="preserve">: </w:t>
+      </w:r>
+      <w:proofErr w:type="spellStart"/>
+      <w:r>
+        <w:rPr>
+          <w:b/>
+          <w:bCs/>
+        </w:rPr>
+        <w:t>directory</w:t>
+      </w:r>
+      <w:proofErr w:type="spellEnd"/>
+    </w:p>
+    <w:p>
+      <w:pPr>
+        <w:rPr>
+          <w:b/>
+          <w:bCs/>
+        </w:rPr>
+      </w:pPr>
+      <w:r>
+        <w:rPr>
+          <w:b/>
+          <w:bCs/>
+        </w:rPr>
+        <w:t xml:space="preserve">        </w:t>
+      </w:r>
+      <w:proofErr w:type="spellStart"/>
+      <w:r>
+        <w:rPr>
+          <w:b/>
+          <w:bCs/>
+        </w:rPr>
+        <w:t>owner</w:t>
+      </w:r>
+      <w:proofErr w:type="spellEnd"/>
+      <w:r>
+        <w:rPr>
+          <w:b/>
+          <w:bCs/>
+        </w:rPr>
+        <w:t xml:space="preserve">: </w:t>
+      </w:r>
+      <w:proofErr w:type="spellStart"/>
+      <w:r>
+        <w:rPr>
+          <w:b/>
+          <w:bCs/>
+        </w:rPr>
+        <w:t>arminda</w:t>
+      </w:r>
+      <w:proofErr w:type="spellEnd"/>
+    </w:p>
+    <w:p>
+      <w:pPr>
+        <w:rPr>
+          <w:b/>
+          <w:bCs/>
+        </w:rPr>
+      </w:pPr>
+      <w:r>
+        <w:rPr>
+          <w:b/>
+          <w:bCs/>
+        </w:rPr>
+        <w:t xml:space="preserve">        </w:t>
+      </w:r>
+      <w:proofErr w:type="spellStart"/>
+      <w:r>
+        <w:rPr>
+          <w:b/>
+          <w:bCs/>
+        </w:rPr>
+        <w:t>group</w:t>
+      </w:r>
+      <w:proofErr w:type="spellEnd"/>
+      <w:r>
+        <w:rPr>
+          <w:b/>
+          <w:bCs/>
+        </w:rPr>
+        <w:t xml:space="preserve">: </w:t>
+      </w:r>
+      <w:proofErr w:type="spellStart"/>
+      <w:r>
+        <w:rPr>
+          <w:b/>
+          <w:bCs/>
+        </w:rPr>
+        <w:t>www</w:t>
+      </w:r>
+      <w:proofErr w:type="spellEnd"/>
+      <w:r>
+        <w:rPr>
+          <w:b/>
+          <w:bCs/>
+        </w:rPr>
+        <w:t>-data</w:t>
+      </w:r>
+    </w:p>
+    <w:p>
+      <w:pPr>
+        <w:rPr>
+          <w:b/>
+          <w:bCs/>
+        </w:rPr>
+      </w:pPr>
+      <w:r>
+        <w:rPr>
+          <w:b/>
+          <w:bCs/>
+        </w:rPr>
+        <w:t xml:space="preserve">        </w:t>
+      </w:r>
+      <w:proofErr w:type="spellStart"/>
+      <w:r>
+        <w:rPr>
+          <w:b/>
+          <w:bCs/>
+        </w:rPr>
+        <w:t>mode</w:t>
+      </w:r>
+      <w:proofErr w:type="spellEnd"/>
+      <w:r>
+        <w:rPr>
+          <w:b/>
+          <w:bCs/>
+        </w:rPr>
+        <w:t>: "0755"</w:t>
+      </w:r>
+    </w:p>
+    <w:p>
+      <w:pPr>
+        <w:rPr>
+          <w:b/>
+          <w:bCs/>
+        </w:rPr>
+      </w:pPr>
+    </w:p>
+    <w:p>
+      <w:pPr>
+        <w:rPr>
+          <w:b/>
+          <w:bCs/>
+        </w:rPr>
+      </w:pPr>
+      <w:r>
+        <w:rPr>
+          <w:b/>
+          <w:bCs/>
+        </w:rPr>
+        <w:t xml:space="preserve">    - </w:t>
+      </w:r>
+      <w:proofErr w:type="spellStart"/>
+      <w:r>
+        <w:rPr>
+          <w:b/>
+          <w:bCs/>
+        </w:rPr>
+        <w:t>name</w:t>
+      </w:r>
+      <w:proofErr w:type="spellEnd"/>
+      <w:r>
+        <w:rPr>
+          <w:b/>
+          <w:bCs/>
+        </w:rPr>
+        <w:t>: Verificar se o repositório já existe</w:t>
+      </w:r>
+    </w:p>
+    <w:p>
+      <w:pPr>
+        <w:rPr>
+          <w:b/>
+          <w:bCs/>
+        </w:rPr>
+      </w:pPr>
+      <w:r>
+        <w:rPr>
+          <w:b/>
+          <w:bCs/>
+        </w:rPr>
+        <w:t xml:space="preserve">      </w:t>
+      </w:r>
+      <w:proofErr w:type="spellStart"/>
+      <w:r>
+        <w:rPr>
+          <w:b/>
+          <w:bCs/>
+        </w:rPr>
+        <w:t>ansible.builtin.stat</w:t>
+      </w:r>
+      <w:proofErr w:type="spellEnd"/>
+      <w:r>
+        <w:rPr>
+          <w:b/>
+          <w:bCs/>
+        </w:rPr>
+        <w:t>:</w:t>
+      </w:r>
+    </w:p>
+    <w:p>
+      <w:pPr>
+        <w:rPr>
+          <w:b/>
+          <w:bCs/>
+        </w:rPr>
+      </w:pPr>
+      <w:r>
+        <w:rPr>
+          <w:b/>
+          <w:bCs/>
+        </w:rPr>
+        <w:t xml:space="preserve">        </w:t>
+      </w:r>
+      <w:proofErr w:type="spellStart"/>
+      <w:r>
+        <w:rPr>
+          <w:b/>
+          <w:bCs/>
+        </w:rPr>
+        <w:t>path</w:t>
+      </w:r>
+      <w:proofErr w:type="spellEnd"/>
+      <w:r>
+        <w:rPr>
+          <w:b/>
+          <w:bCs/>
+        </w:rPr>
+        <w:t xml:space="preserve">: "{{ </w:t>
+      </w:r>
+      <w:proofErr w:type="spellStart"/>
+      <w:r>
+        <w:rPr>
+          <w:b/>
+          <w:bCs/>
+        </w:rPr>
+        <w:t>web_root</w:t>
+      </w:r>
+      <w:proofErr w:type="spellEnd"/>
+      <w:r>
+        <w:rPr>
+          <w:b/>
+          <w:bCs/>
+        </w:rPr>
+        <w:t xml:space="preserve"> }}/.</w:t>
+      </w:r>
+      <w:proofErr w:type="spellStart"/>
+      <w:r>
+        <w:rPr>
+          <w:b/>
+          <w:bCs/>
+        </w:rPr>
+        <w:t>git</w:t>
+      </w:r>
+      <w:proofErr w:type="spellEnd"/>
+      <w:r>
+        <w:rPr>
+          <w:b/>
+          <w:bCs/>
+        </w:rPr>
+        <w:t>"</w:t>
+      </w:r>
+    </w:p>
+    <w:p>
+      <w:pPr>
+        <w:rPr>
+          <w:b/>
+          <w:bCs/>
+        </w:rPr>
+      </w:pPr>
+      <w:r>
+        <w:rPr>
+          <w:b/>
+          <w:bCs/>
+        </w:rPr>
+        <w:t xml:space="preserve">      </w:t>
+      </w:r>
+      <w:proofErr w:type="spellStart"/>
+      <w:r>
+        <w:rPr>
+          <w:b/>
+          <w:bCs/>
+        </w:rPr>
+        <w:t>register</w:t>
+      </w:r>
+      <w:proofErr w:type="spellEnd"/>
+      <w:r>
+        <w:rPr>
+          <w:b/>
+          <w:bCs/>
+        </w:rPr>
+        <w:t xml:space="preserve">: </w:t>
+      </w:r>
+      <w:proofErr w:type="spellStart"/>
+      <w:r>
+        <w:rPr>
+          <w:b/>
+          <w:bCs/>
+        </w:rPr>
+        <w:t>repo_stat</w:t>
+      </w:r>
+      <w:proofErr w:type="spellEnd"/>
+    </w:p>
+    <w:p>
+      <w:pPr>
+        <w:rPr>
+          <w:b/>
+          <w:bCs/>
+        </w:rPr>
+      </w:pPr>
+    </w:p>
+    <w:p>
+      <w:pPr>
+        <w:rPr>
+          <w:b/>
+          <w:bCs/>
+        </w:rPr>
+      </w:pPr>
+      <w:r>
+        <w:rPr>
+          <w:b/>
+          <w:bCs/>
+        </w:rPr>
+        <w:t xml:space="preserve">    - </w:t>
+      </w:r>
+      <w:proofErr w:type="spellStart"/>
+      <w:r>
+        <w:rPr>
+          <w:b/>
+          <w:bCs/>
+        </w:rPr>
+        <w:t>name</w:t>
+      </w:r>
+      <w:proofErr w:type="spellEnd"/>
+      <w:r>
+        <w:rPr>
+          <w:b/>
+          <w:bCs/>
+        </w:rPr>
+        <w:t>: Clonar o repositório se ainda não existir</w:t>
+      </w:r>
+    </w:p>
+    <w:p>
+      <w:pPr>
+        <w:rPr>
+          <w:b/>
+          <w:bCs/>
+        </w:rPr>
+      </w:pPr>
+      <w:r>
+        <w:rPr>
+          <w:b/>
+          <w:bCs/>
+        </w:rPr>
+        <w:t xml:space="preserve">      </w:t>
+      </w:r>
+      <w:proofErr w:type="spellStart"/>
+      <w:r>
+        <w:rPr>
+          <w:b/>
+          <w:bCs/>
+        </w:rPr>
+        <w:t>ansible.builtin.git</w:t>
+      </w:r>
+      <w:proofErr w:type="spellEnd"/>
+      <w:r>
+        <w:rPr>
+          <w:b/>
+          <w:bCs/>
+        </w:rPr>
+        <w:t>:</w:t>
+      </w:r>
+    </w:p>
+    <w:p>
+      <w:pPr>
+        <w:rPr>
+          <w:b/>
+          <w:bCs/>
+        </w:rPr>
+      </w:pPr>
+      <w:r>
+        <w:rPr>
+          <w:b/>
+          <w:bCs/>
+        </w:rPr>
+        <w:t xml:space="preserve">        </w:t>
+      </w:r>
+      <w:proofErr w:type="spellStart"/>
+      <w:r>
+        <w:rPr>
+          <w:b/>
+          <w:bCs/>
+        </w:rPr>
+        <w:t>repo</w:t>
+      </w:r>
+      <w:proofErr w:type="spellEnd"/>
+      <w:r>
+        <w:rPr>
+          <w:b/>
+          <w:bCs/>
+        </w:rPr>
+        <w:t xml:space="preserve">: "{{ </w:t>
+      </w:r>
+      <w:proofErr w:type="spellStart"/>
+      <w:r>
+        <w:rPr>
+          <w:b/>
+          <w:bCs/>
+        </w:rPr>
+        <w:t>repo_url</w:t>
+      </w:r>
+      <w:proofErr w:type="spellEnd"/>
+      <w:r>
+        <w:rPr>
+          <w:b/>
+          <w:bCs/>
+        </w:rPr>
+        <w:t xml:space="preserve"> }}"</w:t>
+      </w:r>
+    </w:p>
+    <w:p>
+      <w:pPr>
+        <w:rPr>
+          <w:b/>
+          <w:bCs/>
+        </w:rPr>
+      </w:pPr>
+      <w:r>
+        <w:rPr>
+          <w:b/>
+          <w:bCs/>
+        </w:rPr>
+        <w:t xml:space="preserve">        </w:t>
+      </w:r>
+      <w:proofErr w:type="spellStart"/>
+      <w:r>
+        <w:rPr>
+          <w:b/>
+          <w:bCs/>
+        </w:rPr>
+        <w:t>dest</w:t>
+      </w:r>
+      <w:proofErr w:type="spellEnd"/>
+      <w:r>
+        <w:rPr>
+          <w:b/>
+          <w:bCs/>
+        </w:rPr>
+        <w:t xml:space="preserve">: "{{ </w:t>
+      </w:r>
+      <w:proofErr w:type="spellStart"/>
+      <w:r>
+        <w:rPr>
+          <w:b/>
+          <w:bCs/>
+        </w:rPr>
+        <w:t>web_root</w:t>
+      </w:r>
+      <w:proofErr w:type="spellEnd"/>
+      <w:r>
+        <w:rPr>
+          <w:b/>
+          <w:bCs/>
+        </w:rPr>
+        <w:t xml:space="preserve"> }}"</w:t>
+      </w:r>
+    </w:p>
+    <w:p>
+      <w:pPr>
+        <w:rPr>
+          <w:b/>
+          <w:bCs/>
+        </w:rPr>
+      </w:pPr>
+      <w:r>
+        <w:rPr>
+          <w:b/>
+          <w:bCs/>
+        </w:rPr>
+        <w:t xml:space="preserve">        </w:t>
+      </w:r>
+      <w:proofErr w:type="spellStart"/>
+      <w:r>
+        <w:rPr>
+          <w:b/>
+          <w:bCs/>
+        </w:rPr>
+        <w:t>version</w:t>
+      </w:r>
+      <w:proofErr w:type="spellEnd"/>
+      <w:r>
+        <w:rPr>
+          <w:b/>
+          <w:bCs/>
+        </w:rPr>
+        <w:t xml:space="preserve">: "{{ </w:t>
+      </w:r>
+      <w:proofErr w:type="spellStart"/>
+      <w:r>
+        <w:rPr>
+          <w:b/>
+          <w:bCs/>
+        </w:rPr>
+        <w:t>branch</w:t>
+      </w:r>
+      <w:proofErr w:type="spellEnd"/>
+      <w:r>
+        <w:rPr>
+          <w:b/>
+          <w:bCs/>
+        </w:rPr>
+        <w:t xml:space="preserve"> }}"</w:t>
+      </w:r>
+    </w:p>
+    <w:p>
+      <w:pPr>
+        <w:rPr>
+          <w:b/>
+          <w:bCs/>
+        </w:rPr>
+      </w:pPr>
+      <w:r>
+        <w:rPr>
+          <w:b/>
+          <w:bCs/>
+        </w:rPr>
+        <w:t xml:space="preserve">        clone: </w:t>
+      </w:r>
+      <w:proofErr w:type="spellStart"/>
+      <w:r>
+        <w:rPr>
+          <w:b/>
+          <w:bCs/>
+        </w:rPr>
+        <w:t>yes</w:t>
+      </w:r>
+      <w:proofErr w:type="spellEnd"/>
+    </w:p>
+    <w:p>
+      <w:pPr>
+        <w:rPr>
+          <w:b/>
+          <w:bCs/>
+        </w:rPr>
+      </w:pPr>
+      <w:r>
+        <w:rPr>
+          <w:b/>
+          <w:bCs/>
+        </w:rPr>
+        <w:t xml:space="preserve">        </w:t>
+      </w:r>
+      <w:proofErr w:type="spellStart"/>
+      <w:r>
+        <w:rPr>
+          <w:b/>
+          <w:bCs/>
+        </w:rPr>
+        <w:t>update</w:t>
+      </w:r>
+      <w:proofErr w:type="spellEnd"/>
+      <w:r>
+        <w:rPr>
+          <w:b/>
+          <w:bCs/>
+        </w:rPr>
+        <w:t>: no</w:t>
+      </w:r>
+    </w:p>
+    <w:p>
+      <w:pPr>
+        <w:rPr>
+          <w:b/>
+          <w:bCs/>
+        </w:rPr>
+      </w:pPr>
+      <w:r>
+        <w:rPr>
+          <w:b/>
+          <w:bCs/>
+        </w:rPr>
+        <w:t xml:space="preserve">      </w:t>
+      </w:r>
+      <w:proofErr w:type="spellStart"/>
+      <w:r>
+        <w:rPr>
+          <w:b/>
+          <w:bCs/>
+        </w:rPr>
+        <w:t>when</w:t>
+      </w:r>
+      <w:proofErr w:type="spellEnd"/>
+      <w:r>
+        <w:rPr>
+          <w:b/>
+          <w:bCs/>
+        </w:rPr>
+        <w:t xml:space="preserve">: </w:t>
+      </w:r>
+      <w:proofErr w:type="spellStart"/>
+      <w:r>
+        <w:rPr>
+          <w:b/>
+          <w:bCs/>
+        </w:rPr>
+        <w:t>not</w:t>
+      </w:r>
+      <w:proofErr w:type="spellEnd"/>
+      <w:r>
+        <w:rPr>
+          <w:b/>
+          <w:bCs/>
+        </w:rPr>
+        <w:t xml:space="preserve"> </w:t>
+      </w:r>
+      <w:proofErr w:type="spellStart"/>
+      <w:r>
+        <w:rPr>
+          <w:b/>
+          <w:bCs/>
+        </w:rPr>
+        <w:t>repo_stat.stat.exists</w:t>
+      </w:r>
+      <w:proofErr w:type="spellEnd"/>
+    </w:p>
+    <w:p>
+      <w:pPr>
+        <w:rPr>
+          <w:b/>
+          <w:bCs/>
+        </w:rPr>
+      </w:pPr>
+    </w:p>
+    <w:p>
+      <w:pPr>
+        <w:rPr>
+          <w:b/>
+          <w:bCs/>
+        </w:rPr>
+      </w:pPr>
+      <w:r>
+        <w:rPr>
+          <w:b/>
+          <w:bCs/>
+        </w:rPr>
+        <w:t xml:space="preserve">    - </w:t>
+      </w:r>
+      <w:proofErr w:type="spellStart"/>
+      <w:r>
+        <w:rPr>
+          <w:b/>
+          <w:bCs/>
+        </w:rPr>
+        <w:t>name</w:t>
+      </w:r>
+      <w:proofErr w:type="spellEnd"/>
+      <w:r>
+        <w:rPr>
+          <w:b/>
+          <w:bCs/>
+        </w:rPr>
+        <w:t xml:space="preserve">: Fazer </w:t>
+      </w:r>
+      <w:proofErr w:type="spellStart"/>
+      <w:r>
+        <w:rPr>
+          <w:b/>
+          <w:bCs/>
+        </w:rPr>
+        <w:t>git</w:t>
+      </w:r>
+      <w:proofErr w:type="spellEnd"/>
+      <w:r>
+        <w:rPr>
+          <w:b/>
+          <w:bCs/>
+        </w:rPr>
+        <w:t xml:space="preserve"> </w:t>
+      </w:r>
+      <w:proofErr w:type="spellStart"/>
+      <w:r>
+        <w:rPr>
+          <w:b/>
+          <w:bCs/>
+        </w:rPr>
+        <w:t>fetch</w:t>
+      </w:r>
+      <w:proofErr w:type="spellEnd"/>
+    </w:p>
+    <w:p>
+      <w:pPr>
+        <w:rPr>
+          <w:b/>
+          <w:bCs/>
+        </w:rPr>
+      </w:pPr>
+      <w:r>
+        <w:rPr>
+          <w:b/>
+          <w:bCs/>
+        </w:rPr>
+        <w:t xml:space="preserve">      </w:t>
+      </w:r>
+      <w:proofErr w:type="spellStart"/>
+      <w:r>
+        <w:rPr>
+          <w:b/>
+          <w:bCs/>
+        </w:rPr>
+        <w:t>ansible.builtin.command</w:t>
+      </w:r>
+      <w:proofErr w:type="spellEnd"/>
+      <w:r>
+        <w:rPr>
+          <w:b/>
+          <w:bCs/>
+        </w:rPr>
+        <w:t>:</w:t>
+      </w:r>
+    </w:p>
+    <w:p>
+      <w:pPr>
+        <w:rPr>
+          <w:b/>
+          <w:bCs/>
+        </w:rPr>
+      </w:pPr>
+      <w:r>
+        <w:rPr>
+          <w:b/>
+          <w:bCs/>
+        </w:rPr>
+        <w:t xml:space="preserve">        </w:t>
+      </w:r>
+      <w:proofErr w:type="spellStart"/>
+      <w:r>
+        <w:rPr>
+          <w:b/>
+          <w:bCs/>
+        </w:rPr>
+        <w:t>cmd</w:t>
+      </w:r>
+      <w:proofErr w:type="spellEnd"/>
+      <w:r>
+        <w:rPr>
+          <w:b/>
+          <w:bCs/>
+        </w:rPr>
+        <w:t xml:space="preserve">: </w:t>
+      </w:r>
+      <w:proofErr w:type="spellStart"/>
+      <w:r>
+        <w:rPr>
+          <w:b/>
+          <w:bCs/>
+        </w:rPr>
+        <w:t>git</w:t>
+      </w:r>
+      <w:proofErr w:type="spellEnd"/>
+      <w:r>
+        <w:rPr>
+          <w:b/>
+          <w:bCs/>
+        </w:rPr>
+        <w:t xml:space="preserve"> </w:t>
+      </w:r>
+      <w:proofErr w:type="spellStart"/>
+      <w:r>
+        <w:rPr>
+          <w:b/>
+          <w:bCs/>
+        </w:rPr>
+        <w:t>fetch</w:t>
+      </w:r>
+      <w:proofErr w:type="spellEnd"/>
+      <w:r>
+        <w:rPr>
+          <w:b/>
+          <w:bCs/>
+        </w:rPr>
+        <w:t xml:space="preserve"> </w:t>
+      </w:r>
+      <w:proofErr w:type="spellStart"/>
+      <w:r>
+        <w:rPr>
+          <w:b/>
+          <w:bCs/>
+        </w:rPr>
+        <w:t>origin</w:t>
+      </w:r>
+      <w:proofErr w:type="spellEnd"/>
+    </w:p>
+    <w:p>
+      <w:pPr>
+        <w:rPr>
+          <w:b/>
+          <w:bCs/>
+        </w:rPr>
+      </w:pPr>
+      <w:r>
+        <w:rPr>
+          <w:b/>
+          <w:bCs/>
+        </w:rPr>
+        <w:lastRenderedPageBreak/>
+        <w:t xml:space="preserve">        </w:t>
+      </w:r>
+      <w:proofErr w:type="spellStart"/>
+      <w:r>
+        <w:rPr>
+          <w:b/>
+          <w:bCs/>
+        </w:rPr>
+        <w:t>chdir</w:t>
+      </w:r>
+      <w:proofErr w:type="spellEnd"/>
+      <w:r>
+        <w:rPr>
+          <w:b/>
+          <w:bCs/>
+        </w:rPr>
+        <w:t xml:space="preserve">: "{{ </w:t>
+      </w:r>
+      <w:proofErr w:type="spellStart"/>
+      <w:r>
+        <w:rPr>
+          <w:b/>
+          <w:bCs/>
+        </w:rPr>
+        <w:t>web_root</w:t>
+      </w:r>
+      <w:proofErr w:type="spellEnd"/>
+      <w:r>
+        <w:rPr>
+          <w:b/>
+          <w:bCs/>
+        </w:rPr>
+        <w:t xml:space="preserve"> }}"</w:t>
+      </w:r>
+    </w:p>
+    <w:p>
+      <w:pPr>
+        <w:rPr>
+          <w:b/>
+          <w:bCs/>
+        </w:rPr>
+      </w:pPr>
+      <w:r>
+        <w:rPr>
+          <w:b/>
+          <w:bCs/>
+        </w:rPr>
+        <w:t xml:space="preserve">      </w:t>
+      </w:r>
+      <w:proofErr w:type="spellStart"/>
+      <w:r>
+        <w:rPr>
+          <w:b/>
+          <w:bCs/>
+        </w:rPr>
+        <w:t>changed_when</w:t>
+      </w:r>
+      <w:proofErr w:type="spellEnd"/>
+      <w:r>
+        <w:rPr>
+          <w:b/>
+          <w:bCs/>
+        </w:rPr>
+        <w:t>: false</w:t>
+      </w:r>
+    </w:p>
+    <w:p>
+      <w:pPr>
+        <w:rPr>
+          <w:b/>
+          <w:bCs/>
+        </w:rPr>
+      </w:pPr>
+    </w:p>
+    <w:p>
+      <w:pPr>
+        <w:rPr>
+          <w:b/>
+          <w:bCs/>
+        </w:rPr>
+      </w:pPr>
+      <w:r>
+        <w:rPr>
+          <w:b/>
+          <w:bCs/>
+        </w:rPr>
+        <w:t xml:space="preserve">    - </w:t>
+      </w:r>
+      <w:proofErr w:type="spellStart"/>
+      <w:r>
+        <w:rPr>
+          <w:b/>
+          <w:bCs/>
+        </w:rPr>
+        <w:t>name</w:t>
+      </w:r>
+      <w:proofErr w:type="spellEnd"/>
+      <w:r>
+        <w:rPr>
+          <w:b/>
+          <w:bCs/>
+        </w:rPr>
+        <w:t xml:space="preserve">: Verificar se há </w:t>
+      </w:r>
+      <w:proofErr w:type="spellStart"/>
+      <w:r>
+        <w:rPr>
+          <w:b/>
+          <w:bCs/>
+        </w:rPr>
+        <w:t>commits</w:t>
+      </w:r>
+      <w:proofErr w:type="spellEnd"/>
+      <w:r>
+        <w:rPr>
+          <w:b/>
+          <w:bCs/>
+        </w:rPr>
+        <w:t xml:space="preserve"> novos</w:t>
+      </w:r>
+    </w:p>
+    <w:p>
+      <w:pPr>
+        <w:rPr>
+          <w:b/>
+          <w:bCs/>
+        </w:rPr>
+      </w:pPr>
+      <w:r>
+        <w:rPr>
+          <w:b/>
+          <w:bCs/>
+        </w:rPr>
+        <w:t xml:space="preserve">      </w:t>
+      </w:r>
+      <w:proofErr w:type="spellStart"/>
+      <w:r>
+        <w:rPr>
+          <w:b/>
+          <w:bCs/>
+        </w:rPr>
+        <w:t>ansible.builtin.command</w:t>
+      </w:r>
+      <w:proofErr w:type="spellEnd"/>
+      <w:r>
+        <w:rPr>
+          <w:b/>
+          <w:bCs/>
+        </w:rPr>
+        <w:t>:</w:t>
+      </w:r>
+    </w:p>
+    <w:p>
+      <w:pPr>
+        <w:rPr>
+          <w:b/>
+          <w:bCs/>
+        </w:rPr>
+      </w:pPr>
+      <w:r>
+        <w:rPr>
+          <w:b/>
+          <w:bCs/>
+        </w:rPr>
+        <w:t xml:space="preserve">        </w:t>
+      </w:r>
+      <w:proofErr w:type="spellStart"/>
+      <w:r>
+        <w:rPr>
+          <w:b/>
+          <w:bCs/>
+        </w:rPr>
+        <w:t>cmd</w:t>
+      </w:r>
+      <w:proofErr w:type="spellEnd"/>
+      <w:r>
+        <w:rPr>
+          <w:b/>
+          <w:bCs/>
+        </w:rPr>
+        <w:t xml:space="preserve">: </w:t>
+      </w:r>
+      <w:proofErr w:type="spellStart"/>
+      <w:r>
+        <w:rPr>
+          <w:b/>
+          <w:bCs/>
+        </w:rPr>
+        <w:t>git</w:t>
+      </w:r>
+      <w:proofErr w:type="spellEnd"/>
+      <w:r>
+        <w:rPr>
+          <w:b/>
+          <w:bCs/>
+        </w:rPr>
+        <w:t xml:space="preserve"> </w:t>
+      </w:r>
+      <w:proofErr w:type="spellStart"/>
+      <w:r>
+        <w:rPr>
+          <w:b/>
+          <w:bCs/>
+        </w:rPr>
+        <w:t>rev-list</w:t>
+      </w:r>
+      <w:proofErr w:type="spellEnd"/>
+      <w:r>
+        <w:rPr>
+          <w:b/>
+          <w:bCs/>
+        </w:rPr>
+        <w:t xml:space="preserve"> HEAD...</w:t>
+      </w:r>
+      <w:proofErr w:type="spellStart"/>
+      <w:r>
+        <w:rPr>
+          <w:b/>
+          <w:bCs/>
+        </w:rPr>
+        <w:t>origin</w:t>
+      </w:r>
+      <w:proofErr w:type="spellEnd"/>
+      <w:r>
+        <w:rPr>
+          <w:b/>
+          <w:bCs/>
+        </w:rPr>
+        <w:t xml:space="preserve">/{{ </w:t>
+      </w:r>
+      <w:proofErr w:type="spellStart"/>
+      <w:r>
+        <w:rPr>
+          <w:b/>
+          <w:bCs/>
+        </w:rPr>
+        <w:t>branch</w:t>
+      </w:r>
+      <w:proofErr w:type="spellEnd"/>
+      <w:r>
+        <w:rPr>
+          <w:b/>
+          <w:bCs/>
+        </w:rPr>
+        <w:t xml:space="preserve"> }} --</w:t>
+      </w:r>
+      <w:proofErr w:type="spellStart"/>
+      <w:r>
+        <w:rPr>
+          <w:b/>
+          <w:bCs/>
+        </w:rPr>
+        <w:t>count</w:t>
+      </w:r>
+      <w:proofErr w:type="spellEnd"/>
+    </w:p>
+    <w:p>
+      <w:pPr>
+        <w:rPr>
+          <w:b/>
+          <w:bCs/>
+        </w:rPr>
+      </w:pPr>
+      <w:r>
+        <w:rPr>
+          <w:b/>
+          <w:bCs/>
+        </w:rPr>
+        <w:t xml:space="preserve">        </w:t>
+      </w:r>
+      <w:proofErr w:type="spellStart"/>
+      <w:r>
+        <w:rPr>
+          <w:b/>
+          <w:bCs/>
+        </w:rPr>
+        <w:t>chdir</w:t>
+      </w:r>
+      <w:proofErr w:type="spellEnd"/>
+      <w:r>
+        <w:rPr>
+          <w:b/>
+          <w:bCs/>
+        </w:rPr>
+        <w:t xml:space="preserve">: "{{ </w:t>
+      </w:r>
+      <w:proofErr w:type="spellStart"/>
+      <w:r>
+        <w:rPr>
+          <w:b/>
+          <w:bCs/>
+        </w:rPr>
+        <w:t>web_root</w:t>
+      </w:r>
+      <w:proofErr w:type="spellEnd"/>
+      <w:r>
+        <w:rPr>
+          <w:b/>
+          <w:bCs/>
+        </w:rPr>
+        <w:t xml:space="preserve"> }}"</w:t>
+      </w:r>
+    </w:p>
+    <w:p>
+      <w:pPr>
+        <w:rPr>
+          <w:b/>
+          <w:bCs/>
+        </w:rPr>
+      </w:pPr>
+      <w:r>
+        <w:rPr>
+          <w:b/>
+          <w:bCs/>
+        </w:rPr>
+        <w:t xml:space="preserve">      </w:t>
+      </w:r>
+      <w:proofErr w:type="spellStart"/>
+      <w:r>
+        <w:rPr>
+          <w:b/>
+          <w:bCs/>
+        </w:rPr>
+        <w:t>register</w:t>
+      </w:r>
+      <w:proofErr w:type="spellEnd"/>
+      <w:r>
+        <w:rPr>
+          <w:b/>
+          <w:bCs/>
+        </w:rPr>
+        <w:t xml:space="preserve">: </w:t>
+      </w:r>
+      <w:proofErr w:type="spellStart"/>
+      <w:r>
+        <w:rPr>
+          <w:b/>
+          <w:bCs/>
+        </w:rPr>
+        <w:t>commit_count</w:t>
+      </w:r>
+      <w:proofErr w:type="spellEnd"/>
+    </w:p>
+    <w:p>
+      <w:pPr>
+        <w:rPr>
+          <w:b/>
+          <w:bCs/>
+        </w:rPr>
+      </w:pPr>
+      <w:r>
+        <w:rPr>
+          <w:b/>
+          <w:bCs/>
+        </w:rPr>
+        <w:t xml:space="preserve">      </w:t>
+      </w:r>
+      <w:proofErr w:type="spellStart"/>
+      <w:r>
+        <w:rPr>
+          <w:b/>
+          <w:bCs/>
+        </w:rPr>
+        <w:t>changed_when</w:t>
+      </w:r>
+      <w:proofErr w:type="spellEnd"/>
+      <w:r>
+        <w:rPr>
+          <w:b/>
+          <w:bCs/>
+        </w:rPr>
+        <w:t>: false</w:t>
+      </w:r>
+    </w:p>
+    <w:p>
+      <w:pPr>
+        <w:rPr>
+          <w:b/>
+          <w:bCs/>
+        </w:rPr>
+      </w:pPr>
+    </w:p>
+    <w:p>
+      <w:pPr>
+        <w:rPr>
+          <w:b/>
+          <w:bCs/>
+        </w:rPr>
+      </w:pPr>
+      <w:r>
+        <w:rPr>
+          <w:b/>
+          <w:bCs/>
+        </w:rPr>
+        <w:t xml:space="preserve">    - </w:t>
+      </w:r>
+      <w:proofErr w:type="spellStart"/>
+      <w:r>
+        <w:rPr>
+          <w:b/>
+          <w:bCs/>
+        </w:rPr>
+        <w:t>name</w:t>
+      </w:r>
+      <w:proofErr w:type="spellEnd"/>
+      <w:r>
+        <w:rPr>
+          <w:b/>
+          <w:bCs/>
+        </w:rPr>
+        <w:t xml:space="preserve">: Fazer </w:t>
+      </w:r>
+      <w:proofErr w:type="spellStart"/>
+      <w:r>
+        <w:rPr>
+          <w:b/>
+          <w:bCs/>
+        </w:rPr>
+        <w:t>git</w:t>
+      </w:r>
+      <w:proofErr w:type="spellEnd"/>
+      <w:r>
+        <w:rPr>
+          <w:b/>
+          <w:bCs/>
+        </w:rPr>
+        <w:t xml:space="preserve"> pull se houver novos </w:t>
+      </w:r>
+      <w:proofErr w:type="spellStart"/>
+      <w:r>
+        <w:rPr>
+          <w:b/>
+          <w:bCs/>
+        </w:rPr>
+        <w:t>commits</w:t>
+      </w:r>
+      <w:proofErr w:type="spellEnd"/>
+    </w:p>
+    <w:p>
+      <w:pPr>
+        <w:rPr>
+          <w:b/>
+          <w:bCs/>
+        </w:rPr>
+      </w:pPr>
+      <w:r>
+        <w:rPr>
+          <w:b/>
+          <w:bCs/>
+        </w:rPr>
+        <w:t xml:space="preserve">      </w:t>
+      </w:r>
+      <w:proofErr w:type="spellStart"/>
+      <w:r>
+        <w:rPr>
+          <w:b/>
+          <w:bCs/>
+        </w:rPr>
+        <w:t>ansible.builtin.git</w:t>
+      </w:r>
+      <w:proofErr w:type="spellEnd"/>
+      <w:r>
+        <w:rPr>
+          <w:b/>
+          <w:bCs/>
+        </w:rPr>
+        <w:t>:</w:t>
+      </w:r>
+    </w:p>
+    <w:p>
+      <w:pPr>
+        <w:rPr>
+          <w:b/>
+          <w:bCs/>
+        </w:rPr>
+      </w:pPr>
+      <w:r>
+        <w:rPr>
+          <w:b/>
+          <w:bCs/>
+        </w:rPr>
+        <w:t xml:space="preserve">        </w:t>
+      </w:r>
+      <w:proofErr w:type="spellStart"/>
+      <w:r>
+        <w:rPr>
+          <w:b/>
+          <w:bCs/>
+        </w:rPr>
+        <w:t>repo</w:t>
+      </w:r>
+      <w:proofErr w:type="spellEnd"/>
+      <w:r>
+        <w:rPr>
+          <w:b/>
+          <w:bCs/>
+        </w:rPr>
+        <w:t xml:space="preserve">: "{{ </w:t>
+      </w:r>
+      <w:proofErr w:type="spellStart"/>
+      <w:r>
+        <w:rPr>
+          <w:b/>
+          <w:bCs/>
+        </w:rPr>
+        <w:t>repo_url</w:t>
+      </w:r>
+      <w:proofErr w:type="spellEnd"/>
+      <w:r>
+        <w:rPr>
+          <w:b/>
+          <w:bCs/>
+        </w:rPr>
+        <w:t xml:space="preserve"> }}"</w:t>
+      </w:r>
+    </w:p>
+    <w:p>
+      <w:pPr>
+        <w:rPr>
+          <w:b/>
+          <w:bCs/>
+        </w:rPr>
+      </w:pPr>
+      <w:r>
+        <w:rPr>
+          <w:b/>
+          <w:bCs/>
+        </w:rPr>
+        <w:t xml:space="preserve">        </w:t>
+      </w:r>
+      <w:proofErr w:type="spellStart"/>
+      <w:r>
+        <w:rPr>
+          <w:b/>
+          <w:bCs/>
+        </w:rPr>
+        <w:t>dest</w:t>
+      </w:r>
+      <w:proofErr w:type="spellEnd"/>
+      <w:r>
+        <w:rPr>
+          <w:b/>
+          <w:bCs/>
+        </w:rPr>
+        <w:t xml:space="preserve">: "{{ </w:t>
+      </w:r>
+      <w:proofErr w:type="spellStart"/>
+      <w:r>
+        <w:rPr>
+          <w:b/>
+          <w:bCs/>
+        </w:rPr>
+        <w:t>web_root</w:t>
+      </w:r>
+      <w:proofErr w:type="spellEnd"/>
+      <w:r>
+        <w:rPr>
+          <w:b/>
+          <w:bCs/>
+        </w:rPr>
+        <w:t xml:space="preserve"> }}"</w:t>
+      </w:r>
+    </w:p>
+    <w:p>
+      <w:pPr>
+        <w:rPr>
+          <w:b/>
+          <w:bCs/>
+        </w:rPr>
+      </w:pPr>
+      <w:r>
+        <w:rPr>
+          <w:b/>
+          <w:bCs/>
+        </w:rPr>
+        <w:t xml:space="preserve">        </w:t>
+      </w:r>
+      <w:proofErr w:type="spellStart"/>
+      <w:r>
+        <w:rPr>
+          <w:b/>
+          <w:bCs/>
+        </w:rPr>
+        <w:t>version</w:t>
+      </w:r>
+      <w:proofErr w:type="spellEnd"/>
+      <w:r>
+        <w:rPr>
+          <w:b/>
+          <w:bCs/>
+        </w:rPr>
+        <w:t xml:space="preserve">: "{{ </w:t>
+      </w:r>
+      <w:proofErr w:type="spellStart"/>
+      <w:r>
+        <w:rPr>
+          <w:b/>
+          <w:bCs/>
+        </w:rPr>
+        <w:t>branch</w:t>
+      </w:r>
+      <w:proofErr w:type="spellEnd"/>
+      <w:r>
+        <w:rPr>
+          <w:b/>
+          <w:bCs/>
+        </w:rPr>
+        <w:t xml:space="preserve"> }}"</w:t>
+      </w:r>
+    </w:p>
+    <w:p>
+      <w:pPr>
+        <w:rPr>
+          <w:b/>
+          <w:bCs/>
+        </w:rPr>
+      </w:pPr>
+      <w:r>
+        <w:rPr>
+          <w:b/>
+          <w:bCs/>
+        </w:rPr>
+        <w:t xml:space="preserve">        </w:t>
+      </w:r>
+      <w:proofErr w:type="spellStart"/>
+      <w:r>
+        <w:rPr>
+          <w:b/>
+          <w:bCs/>
+        </w:rPr>
+        <w:t>update</w:t>
+      </w:r>
+      <w:proofErr w:type="spellEnd"/>
+      <w:r>
+        <w:rPr>
+          <w:b/>
+          <w:bCs/>
+        </w:rPr>
+        <w:t xml:space="preserve">: </w:t>
+      </w:r>
+      <w:proofErr w:type="spellStart"/>
+      <w:r>
+        <w:rPr>
+          <w:b/>
+          <w:bCs/>
+        </w:rPr>
+        <w:t>yes</w:t>
+      </w:r>
+      <w:proofErr w:type="spellEnd"/>
+    </w:p>
+    <w:p>
+      <w:pPr>
+        <w:rPr>
+          <w:b/>
+          <w:bCs/>
+        </w:rPr>
+      </w:pPr>
+      <w:r>
+        <w:rPr>
+          <w:b/>
+          <w:bCs/>
+        </w:rPr>
+        <w:t xml:space="preserve">        force: </w:t>
+      </w:r>
+      <w:proofErr w:type="spellStart"/>
+      <w:r>
+        <w:rPr>
+          <w:b/>
+          <w:bCs/>
+        </w:rPr>
+        <w:t>yes</w:t>
+      </w:r>
+      <w:proofErr w:type="spellEnd"/>
+    </w:p>
+    <w:p>
+      <w:pPr>
+        <w:rPr>
+          <w:b/>
+          <w:bCs/>
+        </w:rPr>
+      </w:pPr>
+      <w:r>
+        <w:rPr>
+          <w:b/>
+          <w:bCs/>
+        </w:rPr>
+        <w:t xml:space="preserve">      </w:t>
+      </w:r>
+      <w:proofErr w:type="spellStart"/>
+      <w:r>
+        <w:rPr>
+          <w:b/>
+          <w:bCs/>
+        </w:rPr>
+        <w:t>when</w:t>
+      </w:r>
+      <w:proofErr w:type="spellEnd"/>
+      <w:r>
+        <w:rPr>
+          <w:b/>
+          <w:bCs/>
+        </w:rPr>
+        <w:t xml:space="preserve">: </w:t>
+      </w:r>
+      <w:proofErr w:type="spellStart"/>
+      <w:r>
+        <w:rPr>
+          <w:b/>
+          <w:bCs/>
+        </w:rPr>
+        <w:t>commit_count.stdout</w:t>
+      </w:r>
+      <w:proofErr w:type="spellEnd"/>
+      <w:r>
+        <w:rPr>
+          <w:b/>
+          <w:bCs/>
+        </w:rPr>
+        <w:t xml:space="preserve"> | </w:t>
+      </w:r>
+      <w:proofErr w:type="spellStart"/>
+      <w:r>
+        <w:rPr>
+          <w:b/>
+          <w:bCs/>
+        </w:rPr>
+        <w:t>int</w:t>
+      </w:r>
+      <w:proofErr w:type="spellEnd"/>
+      <w:r>
+        <w:rPr>
+          <w:b/>
+          <w:bCs/>
+        </w:rPr>
+        <w:t xml:space="preserve"> &gt; 0</w:t>
+      </w:r>
+    </w:p>
+    <w:p>
+      <w:pPr>
+        <w:rPr>
+          <w:b/>
+          <w:bCs/>
+        </w:rPr>
+      </w:pPr>
+      <w:r>
+        <w:rPr>
+          <w:b/>
+          <w:bCs/>
+        </w:rPr>
+        <w:t xml:space="preserve">      </w:t>
+      </w:r>
+      <w:proofErr w:type="spellStart"/>
+      <w:r>
+        <w:rPr>
+          <w:b/>
+          <w:bCs/>
+        </w:rPr>
+        <w:t>notify</w:t>
+      </w:r>
+      <w:proofErr w:type="spellEnd"/>
+      <w:r>
+        <w:rPr>
+          <w:b/>
+          <w:bCs/>
+        </w:rPr>
+        <w:t>: Recarregar Apache</w:t>
+      </w:r>
+    </w:p>
+    <w:p>
+      <w:pPr>
+        <w:rPr>
+          <w:b/>
+          <w:bCs/>
+        </w:rPr>
+      </w:pPr>
+    </w:p>
+    <w:p>
+      <w:pPr>
+        <w:rPr>
+          <w:b/>
+          <w:bCs/>
+        </w:rPr>
+      </w:pPr>
+      <w:r>
+        <w:rPr>
+          <w:b/>
+          <w:bCs/>
+        </w:rPr>
+        <w:t xml:space="preserve">    - </w:t>
+      </w:r>
+      <w:proofErr w:type="spellStart"/>
+      <w:r>
+        <w:rPr>
+          <w:b/>
+          <w:bCs/>
+        </w:rPr>
+        <w:t>name</w:t>
+      </w:r>
+      <w:proofErr w:type="spellEnd"/>
+      <w:r>
+        <w:rPr>
+          <w:b/>
+          <w:bCs/>
+        </w:rPr>
+        <w:t xml:space="preserve">: Criar </w:t>
+      </w:r>
+      <w:proofErr w:type="spellStart"/>
+      <w:r>
+        <w:rPr>
+          <w:b/>
+          <w:bCs/>
+        </w:rPr>
+        <w:t>VirtualHost</w:t>
+      </w:r>
+      <w:proofErr w:type="spellEnd"/>
+      <w:r>
+        <w:rPr>
+          <w:b/>
+          <w:bCs/>
+        </w:rPr>
+        <w:t xml:space="preserve"> do Apache</w:t>
+      </w:r>
+    </w:p>
+    <w:p>
+      <w:pPr>
+        <w:rPr>
+          <w:b/>
+          <w:bCs/>
+        </w:rPr>
+      </w:pPr>
+      <w:r>
+        <w:rPr>
+          <w:b/>
+          <w:bCs/>
+        </w:rPr>
+        <w:t xml:space="preserve">      </w:t>
+      </w:r>
+      <w:proofErr w:type="spellStart"/>
+      <w:r>
+        <w:rPr>
+          <w:b/>
+          <w:bCs/>
+        </w:rPr>
+        <w:t>ansible.builtin.copy</w:t>
+      </w:r>
+      <w:proofErr w:type="spellEnd"/>
+      <w:r>
+        <w:rPr>
+          <w:b/>
+          <w:bCs/>
+        </w:rPr>
+        <w:t>:</w:t>
+      </w:r>
+    </w:p>
+    <w:p>
+      <w:pPr>
+        <w:rPr>
+          <w:b/>
+          <w:bCs/>
+        </w:rPr>
+      </w:pPr>
+      <w:r>
+        <w:rPr>
+          <w:b/>
+          <w:bCs/>
+        </w:rPr>
+        <w:t xml:space="preserve">        </w:t>
+      </w:r>
+      <w:proofErr w:type="spellStart"/>
+      <w:r>
+        <w:rPr>
+          <w:b/>
+          <w:bCs/>
+        </w:rPr>
+        <w:t>dest</w:t>
+      </w:r>
+      <w:proofErr w:type="spellEnd"/>
+      <w:r>
+        <w:rPr>
+          <w:b/>
+          <w:bCs/>
+        </w:rPr>
+        <w:t>: /</w:t>
+      </w:r>
+      <w:proofErr w:type="spellStart"/>
+      <w:r>
+        <w:rPr>
+          <w:b/>
+          <w:bCs/>
+        </w:rPr>
+        <w:t>etc</w:t>
+      </w:r>
+      <w:proofErr w:type="spellEnd"/>
+      <w:r>
+        <w:rPr>
+          <w:b/>
+          <w:bCs/>
+        </w:rPr>
+        <w:t>/apache2/sites-</w:t>
+      </w:r>
+      <w:proofErr w:type="spellStart"/>
+      <w:r>
+        <w:rPr>
+          <w:b/>
+          <w:bCs/>
+        </w:rPr>
+        <w:t>available</w:t>
+      </w:r>
+      <w:proofErr w:type="spellEnd"/>
+      <w:r>
+        <w:rPr>
+          <w:b/>
+          <w:bCs/>
+        </w:rPr>
+        <w:t>/</w:t>
+      </w:r>
+      <w:proofErr w:type="spellStart"/>
+      <w:r>
+        <w:rPr>
+          <w:b/>
+          <w:bCs/>
+        </w:rPr>
+        <w:t>site.conf</w:t>
+      </w:r>
+      <w:proofErr w:type="spellEnd"/>
+    </w:p>
+    <w:p>
+      <w:pPr>
+        <w:rPr>
+          <w:b/>
+          <w:bCs/>
+        </w:rPr>
+      </w:pPr>
+      <w:r>
+        <w:rPr>
+          <w:b/>
+          <w:bCs/>
+        </w:rPr>
+        <w:t xml:space="preserve">        </w:t>
+      </w:r>
+      <w:proofErr w:type="spellStart"/>
+      <w:r>
+        <w:rPr>
+          <w:b/>
+          <w:bCs/>
+        </w:rPr>
+        <w:t>content</w:t>
+      </w:r>
+      <w:proofErr w:type="spellEnd"/>
+      <w:r>
+        <w:rPr>
+          <w:b/>
+          <w:bCs/>
+        </w:rPr>
         <w:t>: |</w:t>
       </w:r>
     </w:p>
     <w:p>
-      <w:r>
-        <w:t xml:space="preserve">        cd /var/</w:t>
-      </w:r>
-      <w:proofErr w:type="spellStart"/>
-      <w:r>
+      <w:pPr>
+        <w:rPr>
+          <w:b/>
+          <w:bCs/>
+        </w:rPr>
+      </w:pPr>
+      <w:r>
+        <w:rPr>
+          <w:b/>
+          <w:bCs/>
+        </w:rPr>
+        <w:t xml:space="preserve">          &lt;</w:t>
+      </w:r>
+      <w:proofErr w:type="spellStart"/>
+      <w:r>
+        <w:rPr>
+          <w:b/>
+          <w:bCs/>
+        </w:rPr>
+        <w:t>VirtualHost</w:t>
+      </w:r>
+      <w:proofErr w:type="spellEnd"/>
+      <w:r>
+        <w:rPr>
+          <w:b/>
+          <w:bCs/>
+        </w:rPr>
+        <w:t xml:space="preserve"> *:80&gt;</w:t>
+      </w:r>
+    </w:p>
+    <w:p>
+      <w:pPr>
+        <w:rPr>
+          <w:b/>
+          <w:bCs/>
+        </w:rPr>
+      </w:pPr>
+      <w:r>
+        <w:rPr>
+          <w:b/>
+          <w:bCs/>
+        </w:rPr>
+        <w:t xml:space="preserve">              </w:t>
+      </w:r>
+      <w:proofErr w:type="spellStart"/>
+      <w:r>
+        <w:rPr>
+          <w:b/>
+          <w:bCs/>
+        </w:rPr>
+        <w:t>DocumentRoot</w:t>
+      </w:r>
+      <w:proofErr w:type="spellEnd"/>
+      <w:r>
+        <w:rPr>
+          <w:b/>
+          <w:bCs/>
+        </w:rPr>
+        <w:t xml:space="preserve"> {{ </w:t>
+      </w:r>
+      <w:proofErr w:type="spellStart"/>
+      <w:r>
+        <w:rPr>
+          <w:b/>
+          <w:bCs/>
+        </w:rPr>
+        <w:t>web_root</w:t>
+      </w:r>
+      <w:proofErr w:type="spellEnd"/>
+      <w:r>
+        <w:rPr>
+          <w:b/>
+          <w:bCs/>
+        </w:rPr>
+        <w:t xml:space="preserve"> }}</w:t>
+      </w:r>
+    </w:p>
+    <w:p>
+      <w:pPr>
+        <w:rPr>
+          <w:b/>
+          <w:bCs/>
+        </w:rPr>
+      </w:pPr>
+      <w:r>
+        <w:rPr>
+          <w:b/>
+          <w:bCs/>
+        </w:rPr>
+        <w:t xml:space="preserve">              &lt;</w:t>
+      </w:r>
+      <w:proofErr w:type="spellStart"/>
+      <w:r>
+        <w:rPr>
+          <w:b/>
+          <w:bCs/>
+        </w:rPr>
+        <w:t>Directory</w:t>
+      </w:r>
+      <w:proofErr w:type="spellEnd"/>
+      <w:r>
+        <w:rPr>
+          <w:b/>
+          <w:bCs/>
+        </w:rPr>
+        <w:t xml:space="preserve"> {{ </w:t>
+      </w:r>
+      <w:proofErr w:type="spellStart"/>
+      <w:r>
+        <w:rPr>
+          <w:b/>
+          <w:bCs/>
+        </w:rPr>
+        <w:t>web_root</w:t>
+      </w:r>
+      <w:proofErr w:type="spellEnd"/>
+      <w:r>
+        <w:rPr>
+          <w:b/>
+          <w:bCs/>
+        </w:rPr>
+        <w:t xml:space="preserve"> }}&gt;</w:t>
+      </w:r>
+    </w:p>
+    <w:p>
+      <w:pPr>
+        <w:rPr>
+          <w:b/>
+          <w:bCs/>
+        </w:rPr>
+      </w:pPr>
+      <w:r>
+        <w:rPr>
+          <w:b/>
+          <w:bCs/>
+        </w:rPr>
+        <w:t xml:space="preserve">                  </w:t>
+      </w:r>
+      <w:proofErr w:type="spellStart"/>
+      <w:r>
+        <w:rPr>
+          <w:b/>
+          <w:bCs/>
+        </w:rPr>
+        <w:t>Options</w:t>
+      </w:r>
+      <w:proofErr w:type="spellEnd"/>
+      <w:r>
+        <w:rPr>
+          <w:b/>
+          <w:bCs/>
+        </w:rPr>
+        <w:t xml:space="preserve"> Indexes </w:t>
+      </w:r>
+      <w:proofErr w:type="spellStart"/>
+      <w:r>
+        <w:rPr>
+          <w:b/>
+          <w:bCs/>
+        </w:rPr>
+        <w:t>FollowSymLinks</w:t>
+      </w:r>
+      <w:proofErr w:type="spellEnd"/>
+    </w:p>
+    <w:p>
+      <w:pPr>
+        <w:rPr>
+          <w:b/>
+          <w:bCs/>
+        </w:rPr>
+      </w:pPr>
+      <w:r>
+        <w:rPr>
+          <w:b/>
+          <w:bCs/>
+        </w:rPr>
+        <w:lastRenderedPageBreak/>
+        <w:t xml:space="preserve">                  </w:t>
+      </w:r>
+      <w:proofErr w:type="spellStart"/>
+      <w:r>
+        <w:rPr>
+          <w:b/>
+          <w:bCs/>
+        </w:rPr>
+        <w:t>AllowOverride</w:t>
+      </w:r>
+      <w:proofErr w:type="spellEnd"/>
+      <w:r>
+        <w:rPr>
+          <w:b/>
+          <w:bCs/>
+        </w:rPr>
+        <w:t xml:space="preserve"> </w:t>
+      </w:r>
+      <w:proofErr w:type="spellStart"/>
+      <w:r>
+        <w:rPr>
+          <w:b/>
+          <w:bCs/>
+        </w:rPr>
+        <w:t>All</w:t>
+      </w:r>
+      <w:proofErr w:type="spellEnd"/>
+    </w:p>
+    <w:p>
+      <w:pPr>
+        <w:rPr>
+          <w:b/>
+          <w:bCs/>
+        </w:rPr>
+      </w:pPr>
+      <w:r>
+        <w:rPr>
+          <w:b/>
+          <w:bCs/>
+        </w:rPr>
+        <w:t xml:space="preserve">                  </w:t>
+      </w:r>
+      <w:proofErr w:type="spellStart"/>
+      <w:r>
+        <w:rPr>
+          <w:b/>
+          <w:bCs/>
+        </w:rPr>
+        <w:t>Require</w:t>
+      </w:r>
+      <w:proofErr w:type="spellEnd"/>
+      <w:r>
+        <w:rPr>
+          <w:b/>
+          <w:bCs/>
+        </w:rPr>
+        <w:t xml:space="preserve"> </w:t>
+      </w:r>
+      <w:proofErr w:type="spellStart"/>
+      <w:r>
+        <w:rPr>
+          <w:b/>
+          <w:bCs/>
+        </w:rPr>
+        <w:t>all</w:t>
+      </w:r>
+      <w:proofErr w:type="spellEnd"/>
+      <w:r>
+        <w:rPr>
+          <w:b/>
+          <w:bCs/>
+        </w:rPr>
+        <w:t xml:space="preserve"> </w:t>
+      </w:r>
+      <w:proofErr w:type="spellStart"/>
+      <w:r>
+        <w:rPr>
+          <w:b/>
+          <w:bCs/>
+        </w:rPr>
+        <w:t>granted</w:t>
+      </w:r>
+      <w:proofErr w:type="spellEnd"/>
+    </w:p>
+    <w:p>
+      <w:pPr>
+        <w:rPr>
+          <w:b/>
+          <w:bCs/>
+        </w:rPr>
+      </w:pPr>
+      <w:r>
+        <w:rPr>
+          <w:b/>
+          <w:bCs/>
+        </w:rPr>
+        <w:t xml:space="preserve">              &lt;/</w:t>
+      </w:r>
+      <w:proofErr w:type="spellStart"/>
+      <w:r>
+        <w:rPr>
+          <w:b/>
+          <w:bCs/>
+        </w:rPr>
+        <w:t>Directory</w:t>
+      </w:r>
+      <w:proofErr w:type="spellEnd"/>
+      <w:r>
+        <w:rPr>
+          <w:b/>
+          <w:bCs/>
+        </w:rPr>
+        <w:t>&gt;</w:t>
+      </w:r>
+    </w:p>
+    <w:p>
+      <w:pPr>
+        <w:rPr>
+          <w:b/>
+          <w:bCs/>
+        </w:rPr>
+      </w:pPr>
+      <w:r>
+        <w:rPr>
+          <w:b/>
+          <w:bCs/>
+        </w:rPr>
+        <w:t xml:space="preserve">          &lt;/</w:t>
+      </w:r>
+      <w:proofErr w:type="spellStart"/>
+      <w:r>
+        <w:rPr>
+          <w:b/>
+          <w:bCs/>
+        </w:rPr>
+        <w:t>VirtualHost</w:t>
+      </w:r>
+      <w:proofErr w:type="spellEnd"/>
+      <w:r>
+        <w:rPr>
+          <w:b/>
+          <w:bCs/>
+        </w:rPr>
+        <w:t>&gt;</w:t>
+      </w:r>
+    </w:p>
+    <w:p>
+      <w:pPr>
+        <w:rPr>
+          <w:b/>
+          <w:bCs/>
+        </w:rPr>
+      </w:pPr>
+      <w:r>
+        <w:rPr>
+          <w:b/>
+          <w:bCs/>
+        </w:rPr>
+        <w:t xml:space="preserve">      </w:t>
+      </w:r>
+      <w:proofErr w:type="spellStart"/>
+      <w:r>
+        <w:rPr>
+          <w:b/>
+          <w:bCs/>
+        </w:rPr>
+        <w:t>notify</w:t>
+      </w:r>
+      <w:proofErr w:type="spellEnd"/>
+      <w:r>
+        <w:rPr>
+          <w:b/>
+          <w:bCs/>
+        </w:rPr>
+        <w:t>: Recarregar Apache</w:t>
+      </w:r>
+    </w:p>
+    <w:p>
+      <w:pPr>
+        <w:rPr>
+          <w:b/>
+          <w:bCs/>
+        </w:rPr>
+      </w:pPr>
+    </w:p>
+    <w:p>
+      <w:pPr>
+        <w:rPr>
+          <w:b/>
+          <w:bCs/>
+        </w:rPr>
+      </w:pPr>
+      <w:r>
+        <w:rPr>
+          <w:b/>
+          <w:bCs/>
+        </w:rPr>
+        <w:t xml:space="preserve">    - </w:t>
+      </w:r>
+      <w:proofErr w:type="spellStart"/>
+      <w:r>
+        <w:rPr>
+          <w:b/>
+          <w:bCs/>
+        </w:rPr>
+        <w:t>name</w:t>
+      </w:r>
+      <w:proofErr w:type="spellEnd"/>
+      <w:r>
+        <w:rPr>
+          <w:b/>
+          <w:bCs/>
+        </w:rPr>
+        <w:t>: Ativar o site no Apache</w:t>
+      </w:r>
+    </w:p>
+    <w:p>
+      <w:pPr>
+        <w:rPr>
+          <w:b/>
+          <w:bCs/>
+        </w:rPr>
+      </w:pPr>
+      <w:r>
+        <w:rPr>
+          <w:b/>
+          <w:bCs/>
+        </w:rPr>
+        <w:t xml:space="preserve">      </w:t>
+      </w:r>
+      <w:proofErr w:type="spellStart"/>
+      <w:r>
+        <w:rPr>
+          <w:b/>
+          <w:bCs/>
+        </w:rPr>
+        <w:t>ansible.builtin.command</w:t>
+      </w:r>
+      <w:proofErr w:type="spellEnd"/>
+      <w:r>
+        <w:rPr>
+          <w:b/>
+          <w:bCs/>
+        </w:rPr>
+        <w:t>:</w:t>
+      </w:r>
+    </w:p>
+    <w:p>
+      <w:pPr>
+        <w:rPr>
+          <w:b/>
+          <w:bCs/>
+        </w:rPr>
+      </w:pPr>
+      <w:r>
+        <w:rPr>
+          <w:b/>
+          <w:bCs/>
+        </w:rPr>
+        <w:t xml:space="preserve">        </w:t>
+      </w:r>
+      <w:proofErr w:type="spellStart"/>
+      <w:r>
+        <w:rPr>
+          <w:b/>
+          <w:bCs/>
+        </w:rPr>
+        <w:t>cmd</w:t>
+      </w:r>
+      <w:proofErr w:type="spellEnd"/>
+      <w:r>
+        <w:rPr>
+          <w:b/>
+          <w:bCs/>
+        </w:rPr>
+        <w:t xml:space="preserve">: a2ensite </w:t>
+      </w:r>
+      <w:proofErr w:type="spellStart"/>
+      <w:r>
+        <w:rPr>
+          <w:b/>
+          <w:bCs/>
+        </w:rPr>
+        <w:t>site.conf</w:t>
+      </w:r>
+      <w:proofErr w:type="spellEnd"/>
+    </w:p>
+    <w:p>
+      <w:pPr>
+        <w:rPr>
+          <w:b/>
+          <w:bCs/>
+        </w:rPr>
+      </w:pPr>
+      <w:r>
+        <w:rPr>
+          <w:b/>
+          <w:bCs/>
+        </w:rPr>
+        <w:t xml:space="preserve">      </w:t>
+      </w:r>
+      <w:proofErr w:type="spellStart"/>
+      <w:r>
+        <w:rPr>
+          <w:b/>
+          <w:bCs/>
+        </w:rPr>
+        <w:t>register</w:t>
+      </w:r>
+      <w:proofErr w:type="spellEnd"/>
+      <w:r>
+        <w:rPr>
+          <w:b/>
+          <w:bCs/>
+        </w:rPr>
+        <w:t>: a2ensite_result</w:t>
+      </w:r>
+    </w:p>
+    <w:p>
+      <w:pPr>
+        <w:rPr>
+          <w:b/>
+          <w:bCs/>
+        </w:rPr>
+      </w:pPr>
+      <w:r>
+        <w:rPr>
+          <w:b/>
+          <w:bCs/>
+        </w:rPr>
+        <w:t xml:space="preserve">      </w:t>
+      </w:r>
+      <w:proofErr w:type="spellStart"/>
+      <w:r>
+        <w:rPr>
+          <w:b/>
+          <w:bCs/>
+        </w:rPr>
+        <w:t>changed_when</w:t>
+      </w:r>
+      <w:proofErr w:type="spellEnd"/>
+      <w:r>
+        <w:rPr>
+          <w:b/>
+          <w:bCs/>
+        </w:rPr>
+        <w:t>: "'</w:t>
+      </w:r>
+      <w:proofErr w:type="spellStart"/>
+      <w:r>
+        <w:rPr>
+          <w:b/>
+          <w:bCs/>
+        </w:rPr>
+        <w:t>already</w:t>
+      </w:r>
+      <w:proofErr w:type="spellEnd"/>
+      <w:r>
+        <w:rPr>
+          <w:b/>
+          <w:bCs/>
+        </w:rPr>
+        <w:t xml:space="preserve"> </w:t>
+      </w:r>
+      <w:proofErr w:type="spellStart"/>
+      <w:r>
+        <w:rPr>
+          <w:b/>
+          <w:bCs/>
+        </w:rPr>
+        <w:t>enabled</w:t>
+      </w:r>
+      <w:proofErr w:type="spellEnd"/>
+      <w:r>
+        <w:rPr>
+          <w:b/>
+          <w:bCs/>
+        </w:rPr>
+        <w:t xml:space="preserve">' </w:t>
+      </w:r>
+      <w:proofErr w:type="spellStart"/>
+      <w:r>
+        <w:rPr>
+          <w:b/>
+          <w:bCs/>
+        </w:rPr>
+        <w:t>not</w:t>
+      </w:r>
+      <w:proofErr w:type="spellEnd"/>
+      <w:r>
+        <w:rPr>
+          <w:b/>
+          <w:bCs/>
+        </w:rPr>
+        <w:t xml:space="preserve"> in a2ensite_result.stdout"</w:t>
+      </w:r>
+    </w:p>
+    <w:p>
+      <w:pPr>
+        <w:rPr>
+          <w:b/>
+          <w:bCs/>
+        </w:rPr>
+      </w:pPr>
+      <w:r>
+        <w:rPr>
+          <w:b/>
+          <w:bCs/>
+        </w:rPr>
+        <w:t xml:space="preserve">      </w:t>
+      </w:r>
+      <w:proofErr w:type="spellStart"/>
+      <w:r>
+        <w:rPr>
+          <w:b/>
+          <w:bCs/>
+        </w:rPr>
+        <w:t>notify</w:t>
+      </w:r>
+      <w:proofErr w:type="spellEnd"/>
+      <w:r>
+        <w:rPr>
+          <w:b/>
+          <w:bCs/>
+        </w:rPr>
+        <w:t>: Recarregar Apache</w:t>
+      </w:r>
+    </w:p>
+    <w:p>
+      <w:pPr>
+        <w:rPr>
+          <w:b/>
+          <w:bCs/>
+        </w:rPr>
+      </w:pPr>
+    </w:p>
+    <w:p>
+      <w:pPr>
+        <w:rPr>
+          <w:b/>
+          <w:bCs/>
+        </w:rPr>
+      </w:pPr>
+      <w:r>
+        <w:rPr>
+          <w:b/>
+          <w:bCs/>
+        </w:rPr>
+        <w:t xml:space="preserve">    - </w:t>
+      </w:r>
+      <w:proofErr w:type="spellStart"/>
+      <w:r>
+        <w:rPr>
+          <w:b/>
+          <w:bCs/>
+        </w:rPr>
+        <w:t>name</w:t>
+      </w:r>
+      <w:proofErr w:type="spellEnd"/>
+      <w:r>
+        <w:rPr>
+          <w:b/>
+          <w:bCs/>
+        </w:rPr>
+        <w:t>: Desativar o site padrão</w:t>
+      </w:r>
+    </w:p>
+    <w:p>
+      <w:pPr>
+        <w:rPr>
+          <w:b/>
+          <w:bCs/>
+        </w:rPr>
+      </w:pPr>
+      <w:r>
+        <w:rPr>
+          <w:b/>
+          <w:bCs/>
+        </w:rPr>
+        <w:t xml:space="preserve">      </w:t>
+      </w:r>
+      <w:proofErr w:type="spellStart"/>
+      <w:r>
+        <w:rPr>
+          <w:b/>
+          <w:bCs/>
+        </w:rPr>
+        <w:t>ansible.builtin.command</w:t>
+      </w:r>
+      <w:proofErr w:type="spellEnd"/>
+      <w:r>
+        <w:rPr>
+          <w:b/>
+          <w:bCs/>
+        </w:rPr>
+        <w:t>:</w:t>
+      </w:r>
+    </w:p>
+    <w:p>
+      <w:pPr>
+        <w:rPr>
+          <w:b/>
+          <w:bCs/>
+        </w:rPr>
+      </w:pPr>
+      <w:r>
+        <w:rPr>
+          <w:b/>
+          <w:bCs/>
+        </w:rPr>
+        <w:t xml:space="preserve">        </w:t>
+      </w:r>
+      <w:proofErr w:type="spellStart"/>
+      <w:r>
+        <w:rPr>
+          <w:b/>
+          <w:bCs/>
+        </w:rPr>
+        <w:t>cmd</w:t>
+      </w:r>
+      <w:proofErr w:type="spellEnd"/>
+      <w:r>
+        <w:rPr>
+          <w:b/>
+          <w:bCs/>
+        </w:rPr>
+        <w:t>: a2dissite 000-default.conf</w:t>
+      </w:r>
+    </w:p>
+    <w:p>
+      <w:pPr>
+        <w:rPr>
+          <w:b/>
+          <w:bCs/>
+        </w:rPr>
+      </w:pPr>
+      <w:r>
+        <w:rPr>
+          <w:b/>
+          <w:bCs/>
+        </w:rPr>
+        <w:t xml:space="preserve">      </w:t>
+      </w:r>
+      <w:proofErr w:type="spellStart"/>
+      <w:r>
+        <w:rPr>
+          <w:b/>
+          <w:bCs/>
+        </w:rPr>
+        <w:t>register</w:t>
+      </w:r>
+      <w:proofErr w:type="spellEnd"/>
+      <w:r>
+        <w:rPr>
+          <w:b/>
+          <w:bCs/>
+        </w:rPr>
+        <w:t>: a2dissite_result</w:t>
+      </w:r>
+    </w:p>
+    <w:p>
+      <w:pPr>
+        <w:rPr>
+          <w:b/>
+          <w:bCs/>
+        </w:rPr>
+      </w:pPr>
+      <w:r>
+        <w:rPr>
+          <w:b/>
+          <w:bCs/>
+        </w:rPr>
+        <w:t xml:space="preserve">      </w:t>
+      </w:r>
+      <w:proofErr w:type="spellStart"/>
+      <w:r>
+        <w:rPr>
+          <w:b/>
+          <w:bCs/>
+        </w:rPr>
+        <w:t>changed_when</w:t>
+      </w:r>
+      <w:proofErr w:type="spellEnd"/>
+      <w:r>
+        <w:rPr>
+          <w:b/>
+          <w:bCs/>
+        </w:rPr>
+        <w:t>: "'</w:t>
+      </w:r>
+      <w:proofErr w:type="spellStart"/>
+      <w:r>
+        <w:rPr>
+          <w:b/>
+          <w:bCs/>
+        </w:rPr>
+        <w:t>already</w:t>
+      </w:r>
+      <w:proofErr w:type="spellEnd"/>
+      <w:r>
+        <w:rPr>
+          <w:b/>
+          <w:bCs/>
+        </w:rPr>
+        <w:t xml:space="preserve"> </w:t>
+      </w:r>
+      <w:proofErr w:type="spellStart"/>
+      <w:r>
+        <w:rPr>
+          <w:b/>
+          <w:bCs/>
+        </w:rPr>
+        <w:t>disabled</w:t>
+      </w:r>
+      <w:proofErr w:type="spellEnd"/>
+      <w:r>
+        <w:rPr>
+          <w:b/>
+          <w:bCs/>
+        </w:rPr>
+        <w:t xml:space="preserve">' </w:t>
+      </w:r>
+      <w:proofErr w:type="spellStart"/>
+      <w:r>
+        <w:rPr>
+          <w:b/>
+          <w:bCs/>
+        </w:rPr>
+        <w:t>not</w:t>
+      </w:r>
+      <w:proofErr w:type="spellEnd"/>
+      <w:r>
+        <w:rPr>
+          <w:b/>
+          <w:bCs/>
+        </w:rPr>
+        <w:t xml:space="preserve"> in a2dissite_result.stdout"</w:t>
+      </w:r>
+    </w:p>
+    <w:p>
+      <w:pPr>
+        <w:rPr>
+          <w:b/>
+          <w:bCs/>
+        </w:rPr>
+      </w:pPr>
+      <w:r>
+        <w:rPr>
+          <w:b/>
+          <w:bCs/>
+        </w:rPr>
+        <w:t xml:space="preserve">      </w:t>
+      </w:r>
+      <w:proofErr w:type="spellStart"/>
+      <w:r>
+        <w:rPr>
+          <w:b/>
+          <w:bCs/>
+        </w:rPr>
+        <w:t>notify</w:t>
+      </w:r>
+      <w:proofErr w:type="spellEnd"/>
+      <w:r>
+        <w:rPr>
+          <w:b/>
+          <w:bCs/>
+        </w:rPr>
+        <w:t>: Recarregar Apache</w:t>
+      </w:r>
+    </w:p>
+    <w:p>
+      <w:pPr>
+        <w:rPr>
+          <w:b/>
+          <w:bCs/>
+        </w:rPr>
+      </w:pPr>
+    </w:p>
+    <w:p>
+      <w:pPr>
+        <w:rPr>
+          <w:b/>
+          <w:bCs/>
+        </w:rPr>
+      </w:pPr>
+      <w:r>
+        <w:rPr>
+          <w:b/>
+          <w:bCs/>
+        </w:rPr>
+        <w:t xml:space="preserve">    - </w:t>
+      </w:r>
+      <w:proofErr w:type="spellStart"/>
+      <w:r>
+        <w:rPr>
+          <w:b/>
+          <w:bCs/>
+        </w:rPr>
+        <w:t>name</w:t>
+      </w:r>
+      <w:proofErr w:type="spellEnd"/>
+      <w:r>
+        <w:rPr>
+          <w:b/>
+          <w:bCs/>
+        </w:rPr>
+        <w:t>: Ajustar permissões da pasta</w:t>
+      </w:r>
+    </w:p>
+    <w:p>
+      <w:pPr>
+        <w:rPr>
+          <w:b/>
+          <w:bCs/>
+        </w:rPr>
+      </w:pPr>
+      <w:r>
+        <w:rPr>
+          <w:b/>
+          <w:bCs/>
+        </w:rPr>
+        <w:t xml:space="preserve">      </w:t>
+      </w:r>
+      <w:proofErr w:type="spellStart"/>
+      <w:r>
+        <w:rPr>
+          <w:b/>
+          <w:bCs/>
+        </w:rPr>
+        <w:t>ansible.builtin.file</w:t>
+      </w:r>
+      <w:proofErr w:type="spellEnd"/>
+      <w:r>
+        <w:rPr>
+          <w:b/>
+          <w:bCs/>
+        </w:rPr>
+        <w:t>:</w:t>
+      </w:r>
+    </w:p>
+    <w:p>
+      <w:pPr>
+        <w:rPr>
+          <w:b/>
+          <w:bCs/>
+        </w:rPr>
+      </w:pPr>
+      <w:r>
+        <w:rPr>
+          <w:b/>
+          <w:bCs/>
+        </w:rPr>
+        <w:t xml:space="preserve">        </w:t>
+      </w:r>
+      <w:proofErr w:type="spellStart"/>
+      <w:r>
+        <w:rPr>
+          <w:b/>
+          <w:bCs/>
+        </w:rPr>
+        <w:t>path</w:t>
+      </w:r>
+      <w:proofErr w:type="spellEnd"/>
+      <w:r>
+        <w:rPr>
+          <w:b/>
+          <w:bCs/>
+        </w:rPr>
+        <w:t xml:space="preserve">: "{{ </w:t>
+      </w:r>
+      <w:proofErr w:type="spellStart"/>
+      <w:r>
+        <w:rPr>
+          <w:b/>
+          <w:bCs/>
+        </w:rPr>
+        <w:t>web_root</w:t>
+      </w:r>
+      <w:proofErr w:type="spellEnd"/>
+      <w:r>
+        <w:rPr>
+          <w:b/>
+          <w:bCs/>
+        </w:rPr>
+        <w:t xml:space="preserve"> }}"</w:t>
+      </w:r>
+    </w:p>
+    <w:p>
+      <w:pPr>
+        <w:rPr>
+          <w:b/>
+          <w:bCs/>
+        </w:rPr>
+      </w:pPr>
+      <w:r>
+        <w:rPr>
+          <w:b/>
+          <w:bCs/>
+        </w:rPr>
+        <w:t xml:space="preserve">        </w:t>
+      </w:r>
+      <w:proofErr w:type="spellStart"/>
+      <w:r>
+        <w:rPr>
+          <w:b/>
+          <w:bCs/>
+        </w:rPr>
+        <w:t>state</w:t>
+      </w:r>
+      <w:proofErr w:type="spellEnd"/>
+      <w:r>
+        <w:rPr>
+          <w:b/>
+          <w:bCs/>
+        </w:rPr>
+        <w:t xml:space="preserve">: </w:t>
+      </w:r>
+      <w:proofErr w:type="spellStart"/>
+      <w:r>
+        <w:rPr>
+          <w:b/>
+          <w:bCs/>
+        </w:rPr>
+        <w:t>directory</w:t>
+      </w:r>
+      <w:proofErr w:type="spellEnd"/>
+    </w:p>
+    <w:p>
+      <w:pPr>
+        <w:rPr>
+          <w:b/>
+          <w:bCs/>
+        </w:rPr>
+      </w:pPr>
+      <w:r>
+        <w:rPr>
+          <w:b/>
+          <w:bCs/>
+        </w:rPr>
+        <w:t xml:space="preserve">        recurse: </w:t>
+      </w:r>
+      <w:proofErr w:type="spellStart"/>
+      <w:r>
+        <w:rPr>
+          <w:b/>
+          <w:bCs/>
+        </w:rPr>
+        <w:t>yes</w:t>
+      </w:r>
+      <w:proofErr w:type="spellEnd"/>
+    </w:p>
+    <w:p>
+      <w:pPr>
+        <w:rPr>
+          <w:b/>
+          <w:bCs/>
+        </w:rPr>
+      </w:pPr>
+      <w:r>
+        <w:rPr>
+          <w:b/>
+          <w:bCs/>
+        </w:rPr>
+        <w:t xml:space="preserve">        </w:t>
+      </w:r>
+      <w:proofErr w:type="spellStart"/>
+      <w:r>
+        <w:rPr>
+          <w:b/>
+          <w:bCs/>
+        </w:rPr>
+        <w:t>owner</w:t>
+      </w:r>
+      <w:proofErr w:type="spellEnd"/>
+      <w:r>
+        <w:rPr>
+          <w:b/>
+          <w:bCs/>
+        </w:rPr>
+        <w:t xml:space="preserve">: </w:t>
+      </w:r>
+      <w:proofErr w:type="spellStart"/>
+      <w:r>
+        <w:rPr>
+          <w:b/>
+          <w:bCs/>
+        </w:rPr>
+        <w:t>arminda</w:t>
+      </w:r>
+      <w:proofErr w:type="spellEnd"/>
+    </w:p>
+    <w:p>
+      <w:pPr>
+        <w:rPr>
+          <w:b/>
+          <w:bCs/>
+        </w:rPr>
+      </w:pPr>
+      <w:r>
+        <w:rPr>
+          <w:b/>
+          <w:bCs/>
+        </w:rPr>
+        <w:t xml:space="preserve">        </w:t>
+      </w:r>
+      <w:proofErr w:type="spellStart"/>
+      <w:r>
+        <w:rPr>
+          <w:b/>
+          <w:bCs/>
+        </w:rPr>
+        <w:t>group</w:t>
+      </w:r>
+      <w:proofErr w:type="spellEnd"/>
+      <w:r>
+        <w:rPr>
+          <w:b/>
+          <w:bCs/>
+        </w:rPr>
+        <w:t xml:space="preserve">: </w:t>
+      </w:r>
+      <w:proofErr w:type="spellStart"/>
+      <w:r>
+        <w:rPr>
+          <w:b/>
+          <w:bCs/>
+        </w:rPr>
         <w:t>www</w:t>
       </w:r>
       <w:proofErr w:type="spellEnd"/>
       <w:r>
-        <w:t>/html/Ambiente-de-Desenvolvimento</w:t>
-      </w:r>
-    </w:p>
-    <w:p>
-      <w:r>
+        <w:rPr>
+          <w:b/>
+          <w:bCs/>
+        </w:rPr>
+        <w:t>-data</w:t>
+      </w:r>
+    </w:p>
+    <w:p>
+      <w:pPr>
+        <w:rPr>
+          <w:b/>
+          <w:bCs/>
+        </w:rPr>
+      </w:pPr>
+    </w:p>
+    <w:p>
+      <w:pPr>
+        <w:rPr>
+          <w:b/>
+          <w:bCs/>
+        </w:rPr>
+      </w:pPr>
+      <w:r>
+        <w:rPr>
+          <w:b/>
+          <w:bCs/>
+        </w:rPr>
+        <w:lastRenderedPageBreak/>
+        <w:t xml:space="preserve">    - </w:t>
+      </w:r>
+      <w:proofErr w:type="spellStart"/>
+      <w:r>
+        <w:rPr>
+          <w:b/>
+          <w:bCs/>
+        </w:rPr>
+        <w:t>name</w:t>
+      </w:r>
+      <w:proofErr w:type="spellEnd"/>
+      <w:r>
+        <w:rPr>
+          <w:b/>
+          <w:bCs/>
+        </w:rPr>
+        <w:t xml:space="preserve">: Registar log do </w:t>
+      </w:r>
+      <w:proofErr w:type="spellStart"/>
+      <w:r>
+        <w:rPr>
+          <w:b/>
+          <w:bCs/>
+        </w:rPr>
+        <w:t>deploy</w:t>
+      </w:r>
+      <w:proofErr w:type="spellEnd"/>
+    </w:p>
+    <w:p>
+      <w:pPr>
+        <w:rPr>
+          <w:b/>
+          <w:bCs/>
+        </w:rPr>
+      </w:pPr>
+      <w:r>
+        <w:rPr>
+          <w:b/>
+          <w:bCs/>
+        </w:rPr>
+        <w:t xml:space="preserve">      </w:t>
+      </w:r>
+      <w:proofErr w:type="spellStart"/>
+      <w:r>
+        <w:rPr>
+          <w:b/>
+          <w:bCs/>
+        </w:rPr>
+        <w:t>ansible.builtin.lineinfile</w:t>
+      </w:r>
+      <w:proofErr w:type="spellEnd"/>
+      <w:r>
+        <w:rPr>
+          <w:b/>
+          <w:bCs/>
+        </w:rPr>
+        <w:t>:</w:t>
+      </w:r>
+    </w:p>
+    <w:p>
+      <w:pPr>
+        <w:rPr>
+          <w:b/>
+          <w:bCs/>
+        </w:rPr>
+      </w:pPr>
+      <w:r>
+        <w:rPr>
+          <w:b/>
+          <w:bCs/>
+        </w:rPr>
         <w:t xml:space="preserve">        </w:t>
       </w:r>
       <w:proofErr w:type="spellStart"/>
       <w:r>
-        <w:t>git</w:t>
-      </w:r>
-      <w:proofErr w:type="spellEnd"/>
-      <w:r>
-        <w:t xml:space="preserve"> pull </w:t>
-      </w:r>
-      <w:proofErr w:type="spellStart"/>
-      <w:r>
-        <w:t>origin</w:t>
-      </w:r>
-      <w:proofErr w:type="spellEnd"/>
-      <w:r>
-        <w:t xml:space="preserve"> Projeto</w:t>
-      </w:r>
-    </w:p>
-    <w:p/>
-    <w:p>
-      <w:r>
+        <w:rPr>
+          <w:b/>
+          <w:bCs/>
+        </w:rPr>
+        <w:t>path</w:t>
+      </w:r>
+      <w:proofErr w:type="spellEnd"/>
+      <w:r>
+        <w:rPr>
+          <w:b/>
+          <w:bCs/>
+        </w:rPr>
+        <w:t>: /var/log/ansible-deploy.log</w:t>
+      </w:r>
+    </w:p>
+    <w:p>
+      <w:pPr>
+        <w:rPr>
+          <w:b/>
+          <w:bCs/>
+        </w:rPr>
+      </w:pPr>
+      <w:r>
+        <w:rPr>
+          <w:b/>
+          <w:bCs/>
+        </w:rPr>
+        <w:t xml:space="preserve">        </w:t>
+      </w:r>
+      <w:proofErr w:type="spellStart"/>
+      <w:r>
+        <w:rPr>
+          <w:b/>
+          <w:bCs/>
+        </w:rPr>
+        <w:t>line</w:t>
+      </w:r>
+      <w:proofErr w:type="spellEnd"/>
+      <w:r>
+        <w:rPr>
+          <w:b/>
+          <w:bCs/>
+        </w:rPr>
+        <w:t xml:space="preserve">: "{{ ansible_date_time.iso8601 }} - </w:t>
+      </w:r>
+      <w:proofErr w:type="spellStart"/>
+      <w:r>
+        <w:rPr>
+          <w:b/>
+          <w:bCs/>
+        </w:rPr>
+        <w:t>Deploy</w:t>
+      </w:r>
+      <w:proofErr w:type="spellEnd"/>
+      <w:r>
+        <w:rPr>
+          <w:b/>
+          <w:bCs/>
+        </w:rPr>
+        <w:t xml:space="preserve"> OK"</w:t>
+      </w:r>
+    </w:p>
+    <w:p>
+      <w:pPr>
+        <w:rPr>
+          <w:b/>
+          <w:bCs/>
+        </w:rPr>
+      </w:pPr>
+      <w:r>
+        <w:rPr>
+          <w:b/>
+          <w:bCs/>
+        </w:rPr>
+        <w:t xml:space="preserve">        </w:t>
+      </w:r>
+      <w:proofErr w:type="spellStart"/>
+      <w:r>
+        <w:rPr>
+          <w:b/>
+          <w:bCs/>
+        </w:rPr>
+        <w:t>create</w:t>
+      </w:r>
+      <w:proofErr w:type="spellEnd"/>
+      <w:r>
+        <w:rPr>
+          <w:b/>
+          <w:bCs/>
+        </w:rPr>
+        <w:t xml:space="preserve">: </w:t>
+      </w:r>
+      <w:proofErr w:type="spellStart"/>
+      <w:r>
+        <w:rPr>
+          <w:b/>
+          <w:bCs/>
+        </w:rPr>
+        <w:t>yes</w:t>
+      </w:r>
+      <w:proofErr w:type="spellEnd"/>
+    </w:p>
+    <w:p>
+      <w:pPr>
+        <w:rPr>
+          <w:b/>
+          <w:bCs/>
+        </w:rPr>
+      </w:pPr>
+      <w:r>
+        <w:rPr>
+          <w:b/>
+          <w:bCs/>
+        </w:rPr>
+        <w:t xml:space="preserve">      </w:t>
+      </w:r>
+      <w:proofErr w:type="spellStart"/>
+      <w:r>
+        <w:rPr>
+          <w:b/>
+          <w:bCs/>
+        </w:rPr>
+        <w:t>when</w:t>
+      </w:r>
+      <w:proofErr w:type="spellEnd"/>
+      <w:r>
+        <w:rPr>
+          <w:b/>
+          <w:bCs/>
+        </w:rPr>
+        <w:t xml:space="preserve">: </w:t>
+      </w:r>
+      <w:proofErr w:type="spellStart"/>
+      <w:r>
+        <w:rPr>
+          <w:b/>
+          <w:bCs/>
+        </w:rPr>
+        <w:t>commit_count.stdout</w:t>
+      </w:r>
+      <w:proofErr w:type="spellEnd"/>
+      <w:r>
+        <w:rPr>
+          <w:b/>
+          <w:bCs/>
+        </w:rPr>
+        <w:t xml:space="preserve"> | </w:t>
+      </w:r>
+      <w:proofErr w:type="spellStart"/>
+      <w:r>
+        <w:rPr>
+          <w:b/>
+          <w:bCs/>
+        </w:rPr>
+        <w:t>int</w:t>
+      </w:r>
+      <w:proofErr w:type="spellEnd"/>
+      <w:r>
+        <w:rPr>
+          <w:b/>
+          <w:bCs/>
+        </w:rPr>
+        <w:t xml:space="preserve"> &gt; 0</w:t>
+      </w:r>
+    </w:p>
+    <w:p>
+      <w:pPr>
+        <w:rPr>
+          <w:b/>
+          <w:bCs/>
+        </w:rPr>
+      </w:pPr>
+    </w:p>
+    <w:p>
+      <w:pPr>
+        <w:rPr>
+          <w:b/>
+          <w:bCs/>
+        </w:rPr>
+      </w:pPr>
+      <w:r>
+        <w:rPr>
+          <w:b/>
+          <w:bCs/>
+        </w:rPr>
+        <w:t xml:space="preserve">  </w:t>
+      </w:r>
+      <w:proofErr w:type="spellStart"/>
+      <w:r>
+        <w:rPr>
+          <w:b/>
+          <w:bCs/>
+        </w:rPr>
+        <w:t>handlers</w:t>
+      </w:r>
+      <w:proofErr w:type="spellEnd"/>
+      <w:r>
+        <w:rPr>
+          <w:b/>
+          <w:bCs/>
+        </w:rPr>
+        <w:t>:</w:t>
+      </w:r>
+    </w:p>
+    <w:p>
+      <w:pPr>
+        <w:rPr>
+          <w:b/>
+          <w:bCs/>
+        </w:rPr>
+      </w:pPr>
+      <w:r>
+        <w:rPr>
+          <w:b/>
+          <w:bCs/>
+        </w:rPr>
         <w:t xml:space="preserve">    - </w:t>
       </w:r>
       <w:proofErr w:type="spellStart"/>
       <w:r>
+        <w:rPr>
+          <w:b/>
+          <w:bCs/>
+        </w:rPr>
         <w:t>name</w:t>
       </w:r>
       <w:proofErr w:type="spellEnd"/>
       <w:r>
-        <w:t>: Reiniciar Apache</w:t>
-      </w:r>
-    </w:p>
-    <w:p>
-      <w:r>
+        <w:rPr>
+          <w:b/>
+          <w:bCs/>
+        </w:rPr>
+        <w:t>: Recarregar Apache</w:t>
+      </w:r>
+    </w:p>
+    <w:p>
+      <w:pPr>
+        <w:rPr>
+          <w:b/>
+          <w:bCs/>
+        </w:rPr>
+      </w:pPr>
+      <w:r>
+        <w:rPr>
+          <w:b/>
+          <w:bCs/>
+        </w:rPr>
         <w:t xml:space="preserve">      </w:t>
       </w:r>
       <w:proofErr w:type="spellStart"/>
       <w:r>
-        <w:t>service</w:t>
-      </w:r>
-      <w:proofErr w:type="spellEnd"/>
-      <w:r>
+        <w:rPr>
+          <w:b/>
+          <w:bCs/>
+        </w:rPr>
+        <w:t>ansible.builtin.service</w:t>
+      </w:r>
+      <w:proofErr w:type="spellEnd"/>
+      <w:r>
+        <w:rPr>
+          <w:b/>
+          <w:bCs/>
+        </w:rPr>
         <w:t>:</w:t>
       </w:r>
     </w:p>
     <w:p>
-      <w:r>
+      <w:pPr>
+        <w:rPr>
+          <w:b/>
+          <w:bCs/>
+        </w:rPr>
+      </w:pPr>
+      <w:r>
+        <w:rPr>
+          <w:b/>
+          <w:bCs/>
+        </w:rPr>
         <w:t xml:space="preserve">        </w:t>
       </w:r>
       <w:proofErr w:type="spellStart"/>
       <w:r>
+        <w:rPr>
+          <w:b/>
+          <w:bCs/>
+        </w:rPr>
         <w:t>name</w:t>
       </w:r>
       <w:proofErr w:type="spellEnd"/>
       <w:r>
+        <w:rPr>
+          <w:b/>
+          <w:bCs/>
+        </w:rPr>
         <w:t>: apache2</w:t>
       </w:r>
     </w:p>
     <w:p>
-      <w:r>
+      <w:pPr>
+        <w:rPr>
+          <w:b/>
+          <w:bCs/>
+        </w:rPr>
+      </w:pPr>
+      <w:r>
+        <w:rPr>
+          <w:b/>
+          <w:bCs/>
+        </w:rPr>
         <w:t xml:space="preserve">        </w:t>
       </w:r>
       <w:proofErr w:type="spellStart"/>
       <w:r>
+        <w:rPr>
+          <w:b/>
+          <w:bCs/>
+        </w:rPr>
         <w:t>state</w:t>
       </w:r>
       <w:proofErr w:type="spellEnd"/>
       <w:r>
+        <w:rPr>
+          <w:b/>
+          <w:bCs/>
+        </w:rPr>
         <w:t xml:space="preserve">: </w:t>
       </w:r>
       <w:proofErr w:type="spellStart"/>
       <w:r>
-        <w:t>restarted</w:t>
-      </w:r>
-      <w:proofErr w:type="spellEnd"/>
-    </w:p>
-    <w:p/>
-    <w:p>
-      <w:pPr>
-        <w:rPr>
-          <w:b/>
-          <w:bCs/>
-        </w:rPr>
-      </w:pPr>
-    </w:p>
-    <w:p>
-      <w:pPr>
-        <w:rPr>
-          <w:b/>
-          <w:bCs/>
-        </w:rPr>
-      </w:pPr>
+        <w:rPr>
+          <w:b/>
+          <w:bCs/>
+        </w:rPr>
+        <w:t>reloaded</w:t>
+      </w:r>
+      <w:proofErr w:type="spellEnd"/>
     </w:p>
     <w:sectPr>
       <w:pgSz w:w="11906" w:h="16838"/>
